--- a/golden/uart/docs/word/06-可编程逻辑器件软件仿真测试报告.docx
+++ b/golden/uart/docs/word/06-可编程逻辑器件软件仿真测试报告.docx
@@ -45,7 +45,7 @@
             <w:r/>
             <w:r>
               <w:rPr>
-                <w:rFonts w:ascii="FangSong_GB2312" w:hAnsi="FangSong_GB2312" w:eastAsia="FangSong_GB2312" w:cs="FangSong_GB2312"/>
+                <w:rFonts w:ascii="Songti SC" w:hAnsi="Songti SC" w:eastAsia="Songti SC" w:cs="Songti SC"/>
                 <w:b/>
                 <w:sz w:val="18"/>
               </w:rPr>
@@ -72,7 +72,7 @@
             <w:r/>
             <w:r>
               <w:rPr>
-                <w:rFonts w:ascii="FangSong_GB2312" w:hAnsi="FangSong_GB2312" w:eastAsia="FangSong_GB2312" w:cs="FangSong_GB2312"/>
+                <w:rFonts w:ascii="Songti SC" w:hAnsi="Songti SC" w:eastAsia="Songti SC" w:cs="Songti SC"/>
                 <w:b/>
                 <w:sz w:val="18"/>
               </w:rPr>
@@ -100,7 +100,7 @@
             <w:r/>
             <w:r>
               <w:rPr>
-                <w:rFonts w:ascii="FangSong_GB2312" w:hAnsi="FangSong_GB2312" w:eastAsia="FangSong_GB2312" w:cs="FangSong_GB2312"/>
+                <w:rFonts w:ascii="Songti SC" w:hAnsi="Songti SC" w:eastAsia="Songti SC" w:cs="Songti SC"/>
                 <w:b w:val="0"/>
                 <w:sz w:val="18"/>
               </w:rPr>
@@ -126,11 +126,11 @@
             <w:r/>
             <w:r>
               <w:rPr>
-                <w:rFonts w:ascii="FangSong_GB2312" w:hAnsi="FangSong_GB2312" w:eastAsia="FangSong_GB2312" w:cs="FangSong_GB2312"/>
+                <w:rFonts w:ascii="Songti SC" w:hAnsi="Songti SC" w:eastAsia="Songti SC" w:cs="Songti SC"/>
                 <w:b w:val="0"/>
                 <w:sz w:val="18"/>
               </w:rPr>
-              <w:t>UART-DOC-006 / v2.3 historical exploratory result candidate</w:t>
+              <w:t>UART-DOC-006 / v2.5 exploratory result candidate</w:t>
             </w:r>
           </w:p>
         </w:tc>
@@ -154,7 +154,7 @@
             <w:r/>
             <w:r>
               <w:rPr>
-                <w:rFonts w:ascii="FangSong_GB2312" w:hAnsi="FangSong_GB2312" w:eastAsia="FangSong_GB2312" w:cs="FangSong_GB2312"/>
+                <w:rFonts w:ascii="Songti SC" w:hAnsi="Songti SC" w:eastAsia="Songti SC" w:cs="Songti SC"/>
                 <w:b w:val="0"/>
                 <w:sz w:val="18"/>
               </w:rPr>
@@ -180,7 +180,7 @@
             <w:r/>
             <w:r>
               <w:rPr>
-                <w:rFonts w:ascii="FangSong_GB2312" w:hAnsi="FangSong_GB2312" w:eastAsia="FangSong_GB2312" w:cs="FangSong_GB2312"/>
+                <w:rFonts w:ascii="Songti SC" w:hAnsi="Songti SC" w:eastAsia="Songti SC" w:cs="Songti SC"/>
                 <w:b w:val="0"/>
                 <w:sz w:val="18"/>
               </w:rPr>
@@ -208,7 +208,7 @@
             <w:r/>
             <w:r>
               <w:rPr>
-                <w:rFonts w:ascii="FangSong_GB2312" w:hAnsi="FangSong_GB2312" w:eastAsia="FangSong_GB2312" w:cs="FangSong_GB2312"/>
+                <w:rFonts w:ascii="Songti SC" w:hAnsi="Songti SC" w:eastAsia="Songti SC" w:cs="Songti SC"/>
                 <w:b w:val="0"/>
                 <w:sz w:val="18"/>
               </w:rPr>
@@ -234,11 +234,11 @@
             <w:r/>
             <w:r>
               <w:rPr>
-                <w:rFonts w:ascii="FangSong_GB2312" w:hAnsi="FangSong_GB2312" w:eastAsia="FangSong_GB2312" w:cs="FangSong_GB2312"/>
+                <w:rFonts w:ascii="Songti SC" w:hAnsi="Songti SC" w:eastAsia="Songti SC" w:cs="Songti SC"/>
                 <w:b w:val="0"/>
                 <w:sz w:val="18"/>
               </w:rPr>
-              <w:t>2026-08-27</w:t>
+              <w:t>2026-08-28</w:t>
             </w:r>
           </w:p>
         </w:tc>
@@ -262,7 +262,7 @@
             <w:r/>
             <w:r>
               <w:rPr>
-                <w:rFonts w:ascii="FangSong_GB2312" w:hAnsi="FangSong_GB2312" w:eastAsia="FangSong_GB2312" w:cs="FangSong_GB2312"/>
+                <w:rFonts w:ascii="Songti SC" w:hAnsi="Songti SC" w:eastAsia="Songti SC" w:cs="Songti SC"/>
                 <w:b w:val="0"/>
                 <w:sz w:val="18"/>
               </w:rPr>
@@ -288,7 +288,7 @@
             <w:r/>
             <w:r>
               <w:rPr>
-                <w:rFonts w:ascii="FangSong_GB2312" w:hAnsi="FangSong_GB2312" w:eastAsia="FangSong_GB2312" w:cs="FangSong_GB2312"/>
+                <w:rFonts w:ascii="Songti SC" w:hAnsi="Songti SC" w:eastAsia="Songti SC" w:cs="Songti SC"/>
                 <w:b w:val="0"/>
                 <w:sz w:val="18"/>
               </w:rPr>
@@ -316,7 +316,7 @@
             <w:r/>
             <w:r>
               <w:rPr>
-                <w:rFonts w:ascii="FangSong_GB2312" w:hAnsi="FangSong_GB2312" w:eastAsia="FangSong_GB2312" w:cs="FangSong_GB2312"/>
+                <w:rFonts w:ascii="Songti SC" w:hAnsi="Songti SC" w:eastAsia="Songti SC" w:cs="Songti SC"/>
                 <w:b w:val="0"/>
                 <w:sz w:val="18"/>
               </w:rPr>
@@ -342,7 +342,7 @@
             <w:r/>
             <w:r>
               <w:rPr>
-                <w:rFonts w:ascii="FangSong_GB2312" w:hAnsi="FangSong_GB2312" w:eastAsia="FangSong_GB2312" w:cs="FangSong_GB2312"/>
+                <w:rFonts w:ascii="Songti SC" w:hAnsi="Songti SC" w:eastAsia="Songti SC" w:cs="Songti SC"/>
                 <w:b w:val="0"/>
                 <w:sz w:val="18"/>
               </w:rPr>
@@ -370,7 +370,7 @@
             <w:r/>
             <w:r>
               <w:rPr>
-                <w:rFonts w:ascii="FangSong_GB2312" w:hAnsi="FangSong_GB2312" w:eastAsia="FangSong_GB2312" w:cs="FangSong_GB2312"/>
+                <w:rFonts w:ascii="Songti SC" w:hAnsi="Songti SC" w:eastAsia="Songti SC" w:cs="Songti SC"/>
                 <w:b w:val="0"/>
                 <w:sz w:val="18"/>
               </w:rPr>
@@ -396,7 +396,7 @@
             <w:r/>
             <w:r>
               <w:rPr>
-                <w:rFonts w:ascii="FangSong_GB2312" w:hAnsi="FangSong_GB2312" w:eastAsia="FangSong_GB2312" w:cs="FangSong_GB2312"/>
+                <w:rFonts w:ascii="Songti SC" w:hAnsi="Songti SC" w:eastAsia="Songti SC" w:cs="Songti SC"/>
                 <w:b w:val="0"/>
                 <w:sz w:val="18"/>
               </w:rPr>
@@ -424,7 +424,7 @@
             <w:r/>
             <w:r>
               <w:rPr>
-                <w:rFonts w:ascii="FangSong_GB2312" w:hAnsi="FangSong_GB2312" w:eastAsia="FangSong_GB2312" w:cs="FangSong_GB2312"/>
+                <w:rFonts w:ascii="Songti SC" w:hAnsi="Songti SC" w:eastAsia="Songti SC" w:cs="Songti SC"/>
                 <w:b w:val="0"/>
                 <w:sz w:val="18"/>
               </w:rPr>
@@ -450,7 +450,7 @@
             <w:r/>
             <w:r>
               <w:rPr>
-                <w:rFonts w:ascii="FangSong_GB2312" w:hAnsi="FangSong_GB2312" w:eastAsia="FangSong_GB2312" w:cs="FangSong_GB2312"/>
+                <w:rFonts w:ascii="Songti SC" w:hAnsi="Songti SC" w:eastAsia="Songti SC" w:cs="Songti SC"/>
                 <w:b w:val="0"/>
                 <w:sz w:val="18"/>
               </w:rPr>
@@ -478,7 +478,7 @@
             <w:r/>
             <w:r>
               <w:rPr>
-                <w:rFonts w:ascii="FangSong_GB2312" w:hAnsi="FangSong_GB2312" w:eastAsia="FangSong_GB2312" w:cs="FangSong_GB2312"/>
+                <w:rFonts w:ascii="Songti SC" w:hAnsi="Songti SC" w:eastAsia="Songti SC" w:cs="Songti SC"/>
                 <w:b w:val="0"/>
                 <w:sz w:val="18"/>
               </w:rPr>
@@ -504,7 +504,7 @@
             <w:r/>
             <w:r>
               <w:rPr>
-                <w:rFonts w:ascii="FangSong_GB2312" w:hAnsi="FangSong_GB2312" w:eastAsia="FangSong_GB2312" w:cs="FangSong_GB2312"/>
+                <w:rFonts w:ascii="Songti SC" w:hAnsi="Songti SC" w:eastAsia="Songti SC" w:cs="Songti SC"/>
                 <w:b w:val="0"/>
                 <w:sz w:val="18"/>
               </w:rPr>
@@ -569,7 +569,7 @@
             <w:r/>
             <w:r>
               <w:rPr>
-                <w:rFonts w:ascii="FangSong_GB2312" w:hAnsi="FangSong_GB2312" w:eastAsia="FangSong_GB2312" w:cs="FangSong_GB2312"/>
+                <w:rFonts w:ascii="Songti SC" w:hAnsi="Songti SC" w:eastAsia="Songti SC" w:cs="Songti SC"/>
                 <w:b/>
                 <w:sz w:val="18"/>
               </w:rPr>
@@ -596,7 +596,7 @@
             <w:r/>
             <w:r>
               <w:rPr>
-                <w:rFonts w:ascii="FangSong_GB2312" w:hAnsi="FangSong_GB2312" w:eastAsia="FangSong_GB2312" w:cs="FangSong_GB2312"/>
+                <w:rFonts w:ascii="Songti SC" w:hAnsi="Songti SC" w:eastAsia="Songti SC" w:cs="Songti SC"/>
                 <w:b/>
                 <w:sz w:val="18"/>
               </w:rPr>
@@ -623,7 +623,7 @@
             <w:r/>
             <w:r>
               <w:rPr>
-                <w:rFonts w:ascii="FangSong_GB2312" w:hAnsi="FangSong_GB2312" w:eastAsia="FangSong_GB2312" w:cs="FangSong_GB2312"/>
+                <w:rFonts w:ascii="Songti SC" w:hAnsi="Songti SC" w:eastAsia="Songti SC" w:cs="Songti SC"/>
                 <w:b/>
                 <w:sz w:val="18"/>
               </w:rPr>
@@ -650,7 +650,7 @@
             <w:r/>
             <w:r>
               <w:rPr>
-                <w:rFonts w:ascii="FangSong_GB2312" w:hAnsi="FangSong_GB2312" w:eastAsia="FangSong_GB2312" w:cs="FangSong_GB2312"/>
+                <w:rFonts w:ascii="Songti SC" w:hAnsi="Songti SC" w:eastAsia="Songti SC" w:cs="Songti SC"/>
                 <w:b/>
                 <w:sz w:val="18"/>
               </w:rPr>
@@ -678,11 +678,11 @@
             <w:r/>
             <w:r>
               <w:rPr>
-                <w:rFonts w:ascii="FangSong_GB2312" w:hAnsi="FangSong_GB2312" w:eastAsia="FangSong_GB2312" w:cs="FangSong_GB2312"/>
+                <w:rFonts w:ascii="Songti SC" w:hAnsi="Songti SC" w:eastAsia="Songti SC" w:cs="Songti SC"/>
                 <w:b w:val="0"/>
                 <w:sz w:val="18"/>
               </w:rPr>
-              <w:t>v2.3 candidate</w:t>
+              <w:t>v2.5 candidate</w:t>
             </w:r>
           </w:p>
         </w:tc>
@@ -704,11 +704,11 @@
             <w:r/>
             <w:r>
               <w:rPr>
-                <w:rFonts w:ascii="FangSong_GB2312" w:hAnsi="FangSong_GB2312" w:eastAsia="FangSong_GB2312" w:cs="FangSong_GB2312"/>
+                <w:rFonts w:ascii="Songti SC" w:hAnsi="Songti SC" w:eastAsia="Songti SC" w:cs="Songti SC"/>
                 <w:b w:val="0"/>
                 <w:sz w:val="18"/>
               </w:rPr>
-              <w:t>2026-08-27</w:t>
+              <w:t>2026-08-28</w:t>
             </w:r>
           </w:p>
         </w:tc>
@@ -730,11 +730,11 @@
             <w:r/>
             <w:r>
               <w:rPr>
-                <w:rFonts w:ascii="FangSong_GB2312" w:hAnsi="FangSong_GB2312" w:eastAsia="FangSong_GB2312" w:cs="FangSong_GB2312"/>
+                <w:rFonts w:ascii="Songti SC" w:hAnsi="Songti SC" w:eastAsia="Songti SC" w:cs="Songti SC"/>
                 <w:b w:val="0"/>
                 <w:sz w:val="18"/>
               </w:rPr>
-              <w:t>将旧 K70T/9600 运行明确冻结为历史 exploratory 证据；登记当前 XC7VX690T、115200 扩展回归和中等保证缺口，不改变原始运行结论</w:t>
+              <w:t>纳入 Mac→66 直连的新 job/effective-config 证据和修订后 DIFF_SSTL15 的 9600/115200、综合、route、methodology/CDC/DRC/STA 结果</w:t>
             </w:r>
           </w:p>
         </w:tc>
@@ -756,7 +756,7 @@
             <w:r/>
             <w:r>
               <w:rPr>
-                <w:rFonts w:ascii="FangSong_GB2312" w:hAnsi="FangSong_GB2312" w:eastAsia="FangSong_GB2312" w:cs="FangSong_GB2312"/>
+                <w:rFonts w:ascii="Songti SC" w:hAnsi="Songti SC" w:eastAsia="Songti SC" w:cs="Songti SC"/>
                 <w:b w:val="0"/>
                 <w:sz w:val="18"/>
               </w:rPr>
@@ -784,11 +784,11 @@
             <w:r/>
             <w:r>
               <w:rPr>
-                <w:rFonts w:ascii="FangSong_GB2312" w:hAnsi="FangSong_GB2312" w:eastAsia="FangSong_GB2312" w:cs="FangSong_GB2312"/>
+                <w:rFonts w:ascii="Songti SC" w:hAnsi="Songti SC" w:eastAsia="Songti SC" w:cs="Songti SC"/>
                 <w:b w:val="0"/>
                 <w:sz w:val="18"/>
               </w:rPr>
-              <w:t>v2.2 candidate</w:t>
+              <w:t>v2.4 candidate</w:t>
             </w:r>
           </w:p>
         </w:tc>
@@ -810,11 +810,11 @@
             <w:r/>
             <w:r>
               <w:rPr>
-                <w:rFonts w:ascii="FangSong_GB2312" w:hAnsi="FangSong_GB2312" w:eastAsia="FangSong_GB2312" w:cs="FangSong_GB2312"/>
+                <w:rFonts w:ascii="Songti SC" w:hAnsi="Songti SC" w:eastAsia="Songti SC" w:cs="Songti SC"/>
                 <w:b w:val="0"/>
                 <w:sz w:val="18"/>
               </w:rPr>
-              <w:t>2026-08-26</w:t>
+              <w:t>2026-08-27</w:t>
             </w:r>
           </w:p>
         </w:tc>
@@ -836,11 +836,28 @@
             <w:r/>
             <w:r>
               <w:rPr>
-                <w:rFonts w:ascii="FangSong_GB2312" w:hAnsi="FangSong_GB2312" w:eastAsia="FangSong_GB2312" w:cs="FangSong_GB2312"/>
+                <w:rFonts w:ascii="Songti SC" w:hAnsi="Songti SC" w:eastAsia="Songti SC" w:cs="Songti SC"/>
                 <w:b w:val="0"/>
                 <w:sz w:val="18"/>
               </w:rPr>
-              <w:t>按 GJB 9433-2018 显式分类已执行和未覆盖测试；原始运行结果和被测 RTL 未改变</w:t>
+              <w:t>纳入真实 VC709/</w:t>
+            </w:r>
+            <w:r>
+              <w:rPr>
+                <w:rFonts w:ascii="Courier New" w:hAnsi="Courier New" w:eastAsia="Courier New" w:cs="Courier New"/>
+                <w:b w:val="0"/>
+                <w:color w:val="1F3A5F"/>
+                <w:sz w:val="17"/>
+              </w:rPr>
+              <w:t>xc7vx690tffg1761-2</w:t>
+            </w:r>
+            <w:r>
+              <w:rPr>
+                <w:rFonts w:ascii="Songti SC" w:hAnsi="Songti SC" w:eastAsia="Songti SC" w:cs="Songti SC"/>
+                <w:b w:val="0"/>
+                <w:sz w:val="18"/>
+              </w:rPr>
+              <w:t xml:space="preserve"> 的 9600/115200 XSim、综合、预码流实现、methodology/CDC/DRC/STA 和资源证据</w:t>
             </w:r>
           </w:p>
         </w:tc>
@@ -862,7 +879,7 @@
             <w:r/>
             <w:r>
               <w:rPr>
-                <w:rFonts w:ascii="FangSong_GB2312" w:hAnsi="FangSong_GB2312" w:eastAsia="FangSong_GB2312" w:cs="FangSong_GB2312"/>
+                <w:rFonts w:ascii="Songti SC" w:hAnsi="Songti SC" w:eastAsia="Songti SC" w:cs="Songti SC"/>
                 <w:b w:val="0"/>
                 <w:sz w:val="18"/>
               </w:rPr>
@@ -890,11 +907,11 @@
             <w:r/>
             <w:r>
               <w:rPr>
-                <w:rFonts w:ascii="FangSong_GB2312" w:hAnsi="FangSong_GB2312" w:eastAsia="FangSong_GB2312" w:cs="FangSong_GB2312"/>
+                <w:rFonts w:ascii="Songti SC" w:hAnsi="Songti SC" w:eastAsia="Songti SC" w:cs="Songti SC"/>
                 <w:b w:val="0"/>
                 <w:sz w:val="18"/>
               </w:rPr>
-              <w:t>v2.1 candidate</w:t>
+              <w:t>v2.3 candidate</w:t>
             </w:r>
           </w:p>
         </w:tc>
@@ -916,11 +933,11 @@
             <w:r/>
             <w:r>
               <w:rPr>
-                <w:rFonts w:ascii="FangSong_GB2312" w:hAnsi="FangSong_GB2312" w:eastAsia="FangSong_GB2312" w:cs="FangSong_GB2312"/>
+                <w:rFonts w:ascii="Songti SC" w:hAnsi="Songti SC" w:eastAsia="Songti SC" w:cs="Songti SC"/>
                 <w:b w:val="0"/>
                 <w:sz w:val="18"/>
               </w:rPr>
-              <w:t>2026-08-26</w:t>
+              <w:t>2026-08-27</w:t>
             </w:r>
           </w:p>
         </w:tc>
@@ -942,11 +959,11 @@
             <w:r/>
             <w:r>
               <w:rPr>
-                <w:rFonts w:ascii="FangSong_GB2312" w:hAnsi="FangSong_GB2312" w:eastAsia="FangSong_GB2312" w:cs="FangSong_GB2312"/>
+                <w:rFonts w:ascii="Songti SC" w:hAnsi="Songti SC" w:eastAsia="Songti SC" w:cs="Songti SC"/>
                 <w:b w:val="0"/>
                 <w:sz w:val="18"/>
               </w:rPr>
-              <w:t>同步 GJB 438B-2009 参考集和上游候选文档版本；原始运行结果和被测 RTL 未改变</w:t>
+              <w:t>将旧 K70T/9600 运行明确冻结为历史 exploratory 证据；登记当前 XC7VX690T、115200 扩展回归和中等保证缺口，不改变原始运行结论</w:t>
             </w:r>
           </w:p>
         </w:tc>
@@ -968,7 +985,7 @@
             <w:r/>
             <w:r>
               <w:rPr>
-                <w:rFonts w:ascii="FangSong_GB2312" w:hAnsi="FangSong_GB2312" w:eastAsia="FangSong_GB2312" w:cs="FangSong_GB2312"/>
+                <w:rFonts w:ascii="Songti SC" w:hAnsi="Songti SC" w:eastAsia="Songti SC" w:cs="Songti SC"/>
                 <w:b w:val="0"/>
                 <w:sz w:val="18"/>
               </w:rPr>
@@ -996,7 +1013,219 @@
             <w:r/>
             <w:r>
               <w:rPr>
-                <w:rFonts w:ascii="FangSong_GB2312" w:hAnsi="FangSong_GB2312" w:eastAsia="FangSong_GB2312" w:cs="FangSong_GB2312"/>
+                <w:rFonts w:ascii="Songti SC" w:hAnsi="Songti SC" w:eastAsia="Songti SC" w:cs="Songti SC"/>
+                <w:b w:val="0"/>
+                <w:sz w:val="18"/>
+              </w:rPr>
+              <w:t>v2.2 candidate</w:t>
+            </w:r>
+          </w:p>
+        </w:tc>
+        <w:tc>
+          <w:tcPr>
+            <w:tcW w:type="dxa" w:w="1805"/>
+            <w:vAlign w:val="center"/>
+            <w:tcMar>
+              <w:top w:w="80" w:type="dxa"/>
+              <w:start w:w="120" w:type="dxa"/>
+              <w:bottom w:w="80" w:type="dxa"/>
+              <w:end w:w="120" w:type="dxa"/>
+            </w:tcMar>
+          </w:tcPr>
+          <w:p>
+            <w:pPr>
+              <w:spacing w:after="0"/>
+            </w:pPr>
+            <w:r/>
+            <w:r>
+              <w:rPr>
+                <w:rFonts w:ascii="Songti SC" w:hAnsi="Songti SC" w:eastAsia="Songti SC" w:cs="Songti SC"/>
+                <w:b w:val="0"/>
+                <w:sz w:val="18"/>
+              </w:rPr>
+              <w:t>2026-08-26</w:t>
+            </w:r>
+          </w:p>
+        </w:tc>
+        <w:tc>
+          <w:tcPr>
+            <w:tcW w:type="dxa" w:w="4059"/>
+            <w:vAlign w:val="center"/>
+            <w:tcMar>
+              <w:top w:w="80" w:type="dxa"/>
+              <w:start w:w="120" w:type="dxa"/>
+              <w:bottom w:w="80" w:type="dxa"/>
+              <w:end w:w="120" w:type="dxa"/>
+            </w:tcMar>
+          </w:tcPr>
+          <w:p>
+            <w:pPr>
+              <w:spacing w:after="0"/>
+            </w:pPr>
+            <w:r/>
+            <w:r>
+              <w:rPr>
+                <w:rFonts w:ascii="Songti SC" w:hAnsi="Songti SC" w:eastAsia="Songti SC" w:cs="Songti SC"/>
+                <w:b w:val="0"/>
+                <w:sz w:val="18"/>
+              </w:rPr>
+              <w:t>按 GJB 9433-2018 显式分类已执行和未覆盖测试；原始运行结果和被测 RTL 未改变</w:t>
+            </w:r>
+          </w:p>
+        </w:tc>
+        <w:tc>
+          <w:tcPr>
+            <w:tcW w:type="dxa" w:w="1807"/>
+            <w:vAlign w:val="center"/>
+            <w:tcMar>
+              <w:top w:w="80" w:type="dxa"/>
+              <w:start w:w="120" w:type="dxa"/>
+              <w:bottom w:w="80" w:type="dxa"/>
+              <w:end w:w="120" w:type="dxa"/>
+            </w:tcMar>
+          </w:tcPr>
+          <w:p>
+            <w:pPr>
+              <w:spacing w:after="0"/>
+            </w:pPr>
+            <w:r/>
+            <w:r>
+              <w:rPr>
+                <w:rFonts w:ascii="Songti SC" w:hAnsi="Songti SC" w:eastAsia="Songti SC" w:cs="Songti SC"/>
+                <w:b w:val="0"/>
+                <w:sz w:val="18"/>
+              </w:rPr>
+              <w:t>Agent 辅助拟制，待授权角色确认</w:t>
+            </w:r>
+          </w:p>
+        </w:tc>
+      </w:tr>
+      <w:tr>
+        <w:tc>
+          <w:tcPr>
+            <w:tcW w:type="dxa" w:w="1354"/>
+            <w:vAlign w:val="center"/>
+            <w:tcMar>
+              <w:top w:w="80" w:type="dxa"/>
+              <w:start w:w="120" w:type="dxa"/>
+              <w:bottom w:w="80" w:type="dxa"/>
+              <w:end w:w="120" w:type="dxa"/>
+            </w:tcMar>
+          </w:tcPr>
+          <w:p>
+            <w:pPr>
+              <w:spacing w:after="0"/>
+            </w:pPr>
+            <w:r/>
+            <w:r>
+              <w:rPr>
+                <w:rFonts w:ascii="Songti SC" w:hAnsi="Songti SC" w:eastAsia="Songti SC" w:cs="Songti SC"/>
+                <w:b w:val="0"/>
+                <w:sz w:val="18"/>
+              </w:rPr>
+              <w:t>v2.1 candidate</w:t>
+            </w:r>
+          </w:p>
+        </w:tc>
+        <w:tc>
+          <w:tcPr>
+            <w:tcW w:type="dxa" w:w="1805"/>
+            <w:vAlign w:val="center"/>
+            <w:tcMar>
+              <w:top w:w="80" w:type="dxa"/>
+              <w:start w:w="120" w:type="dxa"/>
+              <w:bottom w:w="80" w:type="dxa"/>
+              <w:end w:w="120" w:type="dxa"/>
+            </w:tcMar>
+          </w:tcPr>
+          <w:p>
+            <w:pPr>
+              <w:spacing w:after="0"/>
+            </w:pPr>
+            <w:r/>
+            <w:r>
+              <w:rPr>
+                <w:rFonts w:ascii="Songti SC" w:hAnsi="Songti SC" w:eastAsia="Songti SC" w:cs="Songti SC"/>
+                <w:b w:val="0"/>
+                <w:sz w:val="18"/>
+              </w:rPr>
+              <w:t>2026-08-26</w:t>
+            </w:r>
+          </w:p>
+        </w:tc>
+        <w:tc>
+          <w:tcPr>
+            <w:tcW w:type="dxa" w:w="4059"/>
+            <w:vAlign w:val="center"/>
+            <w:tcMar>
+              <w:top w:w="80" w:type="dxa"/>
+              <w:start w:w="120" w:type="dxa"/>
+              <w:bottom w:w="80" w:type="dxa"/>
+              <w:end w:w="120" w:type="dxa"/>
+            </w:tcMar>
+          </w:tcPr>
+          <w:p>
+            <w:pPr>
+              <w:spacing w:after="0"/>
+            </w:pPr>
+            <w:r/>
+            <w:r>
+              <w:rPr>
+                <w:rFonts w:ascii="Songti SC" w:hAnsi="Songti SC" w:eastAsia="Songti SC" w:cs="Songti SC"/>
+                <w:b w:val="0"/>
+                <w:sz w:val="18"/>
+              </w:rPr>
+              <w:t>同步 GJB 438B-2009 参考集和上游候选文档版本；原始运行结果和被测 RTL 未改变</w:t>
+            </w:r>
+          </w:p>
+        </w:tc>
+        <w:tc>
+          <w:tcPr>
+            <w:tcW w:type="dxa" w:w="1807"/>
+            <w:vAlign w:val="center"/>
+            <w:tcMar>
+              <w:top w:w="80" w:type="dxa"/>
+              <w:start w:w="120" w:type="dxa"/>
+              <w:bottom w:w="80" w:type="dxa"/>
+              <w:end w:w="120" w:type="dxa"/>
+            </w:tcMar>
+          </w:tcPr>
+          <w:p>
+            <w:pPr>
+              <w:spacing w:after="0"/>
+            </w:pPr>
+            <w:r/>
+            <w:r>
+              <w:rPr>
+                <w:rFonts w:ascii="Songti SC" w:hAnsi="Songti SC" w:eastAsia="Songti SC" w:cs="Songti SC"/>
+                <w:b w:val="0"/>
+                <w:sz w:val="18"/>
+              </w:rPr>
+              <w:t>Agent 辅助拟制，待授权角色确认</w:t>
+            </w:r>
+          </w:p>
+        </w:tc>
+      </w:tr>
+      <w:tr>
+        <w:tc>
+          <w:tcPr>
+            <w:tcW w:type="dxa" w:w="1354"/>
+            <w:vAlign w:val="center"/>
+            <w:tcMar>
+              <w:top w:w="80" w:type="dxa"/>
+              <w:start w:w="120" w:type="dxa"/>
+              <w:bottom w:w="80" w:type="dxa"/>
+              <w:end w:w="120" w:type="dxa"/>
+            </w:tcMar>
+          </w:tcPr>
+          <w:p>
+            <w:pPr>
+              <w:spacing w:after="0"/>
+            </w:pPr>
+            <w:r/>
+            <w:r>
+              <w:rPr>
+                <w:rFonts w:ascii="Songti SC" w:hAnsi="Songti SC" w:eastAsia="Songti SC" w:cs="Songti SC"/>
                 <w:b w:val="0"/>
                 <w:sz w:val="18"/>
               </w:rPr>
@@ -1022,7 +1251,7 @@
             <w:r/>
             <w:r>
               <w:rPr>
-                <w:rFonts w:ascii="FangSong_GB2312" w:hAnsi="FangSong_GB2312" w:eastAsia="FangSong_GB2312" w:cs="FangSong_GB2312"/>
+                <w:rFonts w:ascii="Songti SC" w:hAnsi="Songti SC" w:eastAsia="Songti SC" w:cs="Songti SC"/>
                 <w:b w:val="0"/>
                 <w:sz w:val="18"/>
               </w:rPr>
@@ -1048,7 +1277,7 @@
             <w:r/>
             <w:r>
               <w:rPr>
-                <w:rFonts w:ascii="FangSong_GB2312" w:hAnsi="FangSong_GB2312" w:eastAsia="FangSong_GB2312" w:cs="FangSong_GB2312"/>
+                <w:rFonts w:ascii="Songti SC" w:hAnsi="Songti SC" w:eastAsia="Songti SC" w:cs="Songti SC"/>
                 <w:b w:val="0"/>
                 <w:sz w:val="18"/>
               </w:rPr>
@@ -1074,7 +1303,7 @@
             <w:r/>
             <w:r>
               <w:rPr>
-                <w:rFonts w:ascii="FangSong_GB2312" w:hAnsi="FangSong_GB2312" w:eastAsia="FangSong_GB2312" w:cs="FangSong_GB2312"/>
+                <w:rFonts w:ascii="Songti SC" w:hAnsi="Songti SC" w:eastAsia="Songti SC" w:cs="Songti SC"/>
                 <w:b w:val="0"/>
                 <w:sz w:val="18"/>
               </w:rPr>
@@ -1112,7 +1341,7 @@
       </w:pPr>
       <w:r>
         <w:rPr>
-          <w:rFonts w:ascii="FangSong_GB2312" w:hAnsi="FangSong_GB2312" w:eastAsia="FangSong_GB2312" w:cs="FangSong_GB2312"/>
+          <w:rFonts w:ascii="Songti SC" w:hAnsi="Songti SC" w:eastAsia="Songti SC" w:cs="Songti SC"/>
           <w:b w:val="0"/>
           <w:sz w:val="22"/>
         </w:rPr>
@@ -1129,7 +1358,7 @@
       </w:pPr>
       <w:r>
         <w:rPr>
-          <w:rFonts w:ascii="FangSong_GB2312" w:hAnsi="FangSong_GB2312" w:eastAsia="FangSong_GB2312" w:cs="FangSong_GB2312"/>
+          <w:rFonts w:ascii="Songti SC" w:hAnsi="Songti SC" w:eastAsia="Songti SC" w:cs="Songti SC"/>
           <w:b w:val="0"/>
           <w:sz w:val="22"/>
         </w:rPr>
@@ -1146,7 +1375,7 @@
       </w:pPr>
       <w:r>
         <w:rPr>
-          <w:rFonts w:ascii="FangSong_GB2312" w:hAnsi="FangSong_GB2312" w:eastAsia="FangSong_GB2312" w:cs="FangSong_GB2312"/>
+          <w:rFonts w:ascii="Songti SC" w:hAnsi="Songti SC" w:eastAsia="Songti SC" w:cs="Songti SC"/>
           <w:b w:val="0"/>
           <w:sz w:val="22"/>
         </w:rPr>
@@ -1163,7 +1392,7 @@
       </w:pPr>
       <w:r>
         <w:rPr>
-          <w:rFonts w:ascii="FangSong_GB2312" w:hAnsi="FangSong_GB2312" w:eastAsia="FangSong_GB2312" w:cs="FangSong_GB2312"/>
+          <w:rFonts w:ascii="Songti SC" w:hAnsi="Songti SC" w:eastAsia="Songti SC" w:cs="Songti SC"/>
           <w:b w:val="0"/>
           <w:sz w:val="22"/>
         </w:rPr>
@@ -1180,7 +1409,7 @@
       </w:pPr>
       <w:r>
         <w:rPr>
-          <w:rFonts w:ascii="FangSong_GB2312" w:hAnsi="FangSong_GB2312" w:eastAsia="FangSong_GB2312" w:cs="FangSong_GB2312"/>
+          <w:rFonts w:ascii="Songti SC" w:hAnsi="Songti SC" w:eastAsia="Songti SC" w:cs="Songti SC"/>
           <w:b w:val="0"/>
           <w:sz w:val="22"/>
         </w:rPr>
@@ -1193,7 +1422,7 @@
       </w:pPr>
       <w:r>
         <w:rPr>
-          <w:rFonts w:ascii="FangSong_GB2312" w:hAnsi="FangSong_GB2312" w:eastAsia="FangSong_GB2312" w:cs="FangSong_GB2312"/>
+          <w:rFonts w:ascii="Songti SC" w:hAnsi="Songti SC" w:eastAsia="Songti SC" w:cs="Songti SC"/>
           <w:b w:val="0"/>
           <w:sz w:val="22"/>
         </w:rPr>
@@ -1206,7 +1435,7 @@
       </w:pPr>
       <w:r>
         <w:rPr>
-          <w:rFonts w:ascii="FangSong_GB2312" w:hAnsi="FangSong_GB2312" w:eastAsia="FangSong_GB2312" w:cs="FangSong_GB2312"/>
+          <w:rFonts w:ascii="Songti SC" w:hAnsi="Songti SC" w:eastAsia="Songti SC" w:cs="Songti SC"/>
           <w:b w:val="0"/>
           <w:sz w:val="22"/>
         </w:rPr>
@@ -1240,11 +1469,11 @@
       </w:pPr>
       <w:r>
         <w:rPr>
-          <w:rFonts w:ascii="FangSong_GB2312" w:hAnsi="FangSong_GB2312" w:eastAsia="FangSong_GB2312" w:cs="FangSong_GB2312"/>
+          <w:rFonts w:ascii="Songti SC" w:hAnsi="Songti SC" w:eastAsia="Songti SC" w:cs="Songti SC"/>
           <w:b w:val="0"/>
           <w:sz w:val="22"/>
         </w:rPr>
-        <w:t xml:space="preserve">本报告记录 GOLDEN-UART 通用核 </w:t>
+        <w:t xml:space="preserve">本报告记录 GOLDEN-UART 在 VC709 / </w:t>
       </w:r>
       <w:r>
         <w:rPr>
@@ -1253,15 +1482,15 @@
           <w:color w:val="1F3A5F"/>
           <w:sz w:val="21"/>
         </w:rPr>
-        <w:t>uart_top</w:t>
+        <w:t>xc7vx690tffg1761-2</w:t>
       </w:r>
       <w:r>
         <w:rPr>
-          <w:rFonts w:ascii="FangSong_GB2312" w:hAnsi="FangSong_GB2312" w:eastAsia="FangSong_GB2312" w:cs="FangSong_GB2312"/>
+          <w:rFonts w:ascii="Songti SC" w:hAnsi="Songti SC" w:eastAsia="Songti SC" w:cs="Songti SC"/>
           <w:b w:val="0"/>
           <w:sz w:val="22"/>
         </w:rPr>
-        <w:t xml:space="preserve"> 在历史目标 </w:t>
+        <w:t xml:space="preserve"> 上的当前 exploratory/candidate 运行，包括通用核 9600/115200 XSim、</w:t>
       </w:r>
       <w:r>
         <w:rPr>
@@ -1270,15 +1499,15 @@
           <w:color w:val="1F3A5F"/>
           <w:sz w:val="21"/>
         </w:rPr>
-        <w:t>xc7k70tfbv676-1</w:t>
+        <w:t>uart_board_top</w:t>
       </w:r>
       <w:r>
         <w:rPr>
-          <w:rFonts w:ascii="FangSong_GB2312" w:hAnsi="FangSong_GB2312" w:eastAsia="FangSong_GB2312" w:cs="FangSong_GB2312"/>
+          <w:rFonts w:ascii="Songti SC" w:hAnsi="Songti SC" w:eastAsia="Songti SC" w:cs="Songti SC"/>
           <w:b w:val="0"/>
           <w:sz w:val="22"/>
         </w:rPr>
-        <w:t>、9600 配置上的运行。本报告绑定运行时的 RTL/TB/XDC 精确哈希；结果状态为 historical/exploratory，未经验证负责人批准。项目当前目标已改为 XC7VX690T，候选 part 尚未确认，因此这里的综合、实现、资源和 STA 结果不得继承为 690T 证据。</w:t>
+        <w:t xml:space="preserve"> 源码校验、综合和停在码流生成前的实现。本报告绑定 RTL/TB/XDC、工具 profile 和输入清单，未经验证负责人批准；历史 K70T 结果仅保留为背景，不作为当前结论依据。</w:t>
       </w:r>
     </w:p>
     <w:p>
@@ -1295,28 +1524,11 @@
       </w:pPr>
       <w:r>
         <w:rPr>
-          <w:rFonts w:ascii="FangSong_GB2312" w:hAnsi="FangSong_GB2312" w:eastAsia="FangSong_GB2312" w:cs="FangSong_GB2312"/>
+          <w:rFonts w:ascii="Songti SC" w:hAnsi="Songti SC" w:eastAsia="Songti SC" w:cs="Songti SC"/>
           <w:b w:val="0"/>
           <w:sz w:val="22"/>
         </w:rPr>
-        <w:t>历史被测 PLDS 是 100 MHz、9600 bit/s、8N1 全双工 UART，含四个 RTL 模块和自检 TB。115200 扩展回归尚未执行；</w:t>
-      </w:r>
-      <w:r>
-        <w:rPr>
-          <w:rFonts w:ascii="Courier New" w:hAnsi="Courier New" w:eastAsia="Courier New" w:cs="Courier New"/>
-          <w:b w:val="0"/>
-          <w:color w:val="1F3A5F"/>
-          <w:sz w:val="21"/>
-        </w:rPr>
-        <w:t>uart_board_top</w:t>
-      </w:r>
-      <w:r>
-        <w:rPr>
-          <w:rFonts w:ascii="FangSong_GB2312" w:hAnsi="FangSong_GB2312" w:eastAsia="FangSong_GB2312" w:cs="FangSong_GB2312"/>
-          <w:b w:val="0"/>
-          <w:sz w:val="22"/>
-        </w:rPr>
-        <w:t xml:space="preserve"> 及板载 USB-UART 未纳入本报告。</w:t>
+        <w:t>当前被测 PLDS 包含 100 MHz、参数化 8N1 全双工 UART 通用核，以及 VC709 200→100 MHz 时钟、复位同步和 CP2103 115200 字节回显包装。9600 与 115200 分别以参数化 TB 执行 10 个相同需求用例；板级包装进入真实综合与预码流布局布线。</w:t>
       </w:r>
     </w:p>
     <w:p>
@@ -1333,7 +1545,7 @@
       </w:pPr>
       <w:r>
         <w:rPr>
-          <w:rFonts w:ascii="FangSong_GB2312" w:hAnsi="FangSong_GB2312" w:eastAsia="FangSong_GB2312" w:cs="FangSong_GB2312"/>
+          <w:rFonts w:ascii="Songti SC" w:hAnsi="Songti SC" w:eastAsia="Songti SC" w:cs="Songti SC"/>
           <w:b w:val="0"/>
           <w:sz w:val="22"/>
         </w:rPr>
@@ -1384,7 +1596,7 @@
             <w:r/>
             <w:r>
               <w:rPr>
-                <w:rFonts w:ascii="FangSong_GB2312" w:hAnsi="FangSong_GB2312" w:eastAsia="FangSong_GB2312" w:cs="FangSong_GB2312"/>
+                <w:rFonts w:ascii="Songti SC" w:hAnsi="Songti SC" w:eastAsia="Songti SC" w:cs="Songti SC"/>
                 <w:b/>
                 <w:sz w:val="18"/>
               </w:rPr>
@@ -1411,7 +1623,7 @@
             <w:r/>
             <w:r>
               <w:rPr>
-                <w:rFonts w:ascii="FangSong_GB2312" w:hAnsi="FangSong_GB2312" w:eastAsia="FangSong_GB2312" w:cs="FangSong_GB2312"/>
+                <w:rFonts w:ascii="Songti SC" w:hAnsi="Songti SC" w:eastAsia="Songti SC" w:cs="Songti SC"/>
                 <w:b/>
                 <w:sz w:val="18"/>
               </w:rPr>
@@ -1438,7 +1650,7 @@
             <w:r/>
             <w:r>
               <w:rPr>
-                <w:rFonts w:ascii="FangSong_GB2312" w:hAnsi="FangSong_GB2312" w:eastAsia="FangSong_GB2312" w:cs="FangSong_GB2312"/>
+                <w:rFonts w:ascii="Songti SC" w:hAnsi="Songti SC" w:eastAsia="Songti SC" w:cs="Songti SC"/>
                 <w:b/>
                 <w:sz w:val="18"/>
               </w:rPr>
@@ -1466,7 +1678,7 @@
             <w:r/>
             <w:r>
               <w:rPr>
-                <w:rFonts w:ascii="FangSong_GB2312" w:hAnsi="FangSong_GB2312" w:eastAsia="FangSong_GB2312" w:cs="FangSong_GB2312"/>
+                <w:rFonts w:ascii="Songti SC" w:hAnsi="Songti SC" w:eastAsia="Songti SC" w:cs="Songti SC"/>
                 <w:b w:val="0"/>
                 <w:sz w:val="18"/>
               </w:rPr>
@@ -1492,7 +1704,7 @@
             <w:r/>
             <w:r>
               <w:rPr>
-                <w:rFonts w:ascii="FangSong_GB2312" w:hAnsi="FangSong_GB2312" w:eastAsia="FangSong_GB2312" w:cs="FangSong_GB2312"/>
+                <w:rFonts w:ascii="Songti SC" w:hAnsi="Songti SC" w:eastAsia="Songti SC" w:cs="Songti SC"/>
                 <w:b w:val="0"/>
                 <w:sz w:val="18"/>
               </w:rPr>
@@ -1518,7 +1730,7 @@
             <w:r/>
             <w:r>
               <w:rPr>
-                <w:rFonts w:ascii="FangSong_GB2312" w:hAnsi="FangSong_GB2312" w:eastAsia="FangSong_GB2312" w:cs="FangSong_GB2312"/>
+                <w:rFonts w:ascii="Songti SC" w:hAnsi="Songti SC" w:eastAsia="Songti SC" w:cs="Songti SC"/>
                 <w:b w:val="0"/>
                 <w:sz w:val="18"/>
               </w:rPr>
@@ -1546,7 +1758,7 @@
             <w:r/>
             <w:r>
               <w:rPr>
-                <w:rFonts w:ascii="FangSong_GB2312" w:hAnsi="FangSong_GB2312" w:eastAsia="FangSong_GB2312" w:cs="FangSong_GB2312"/>
+                <w:rFonts w:ascii="Songti SC" w:hAnsi="Songti SC" w:eastAsia="Songti SC" w:cs="Songti SC"/>
                 <w:b w:val="0"/>
                 <w:sz w:val="18"/>
               </w:rPr>
@@ -1572,7 +1784,7 @@
             <w:r/>
             <w:r>
               <w:rPr>
-                <w:rFonts w:ascii="FangSong_GB2312" w:hAnsi="FangSong_GB2312" w:eastAsia="FangSong_GB2312" w:cs="FangSong_GB2312"/>
+                <w:rFonts w:ascii="Songti SC" w:hAnsi="Songti SC" w:eastAsia="Songti SC" w:cs="Songti SC"/>
                 <w:b w:val="0"/>
                 <w:sz w:val="18"/>
               </w:rPr>
@@ -1598,7 +1810,7 @@
             <w:r/>
             <w:r>
               <w:rPr>
-                <w:rFonts w:ascii="FangSong_GB2312" w:hAnsi="FangSong_GB2312" w:eastAsia="FangSong_GB2312" w:cs="FangSong_GB2312"/>
+                <w:rFonts w:ascii="Songti SC" w:hAnsi="Songti SC" w:eastAsia="Songti SC" w:cs="Songti SC"/>
                 <w:b w:val="0"/>
                 <w:sz w:val="18"/>
               </w:rPr>
@@ -1626,7 +1838,7 @@
             <w:r/>
             <w:r>
               <w:rPr>
-                <w:rFonts w:ascii="FangSong_GB2312" w:hAnsi="FangSong_GB2312" w:eastAsia="FangSong_GB2312" w:cs="FangSong_GB2312"/>
+                <w:rFonts w:ascii="Songti SC" w:hAnsi="Songti SC" w:eastAsia="Songti SC" w:cs="Songti SC"/>
                 <w:b w:val="0"/>
                 <w:sz w:val="18"/>
               </w:rPr>
@@ -1652,7 +1864,7 @@
             <w:r/>
             <w:r>
               <w:rPr>
-                <w:rFonts w:ascii="FangSong_GB2312" w:hAnsi="FangSong_GB2312" w:eastAsia="FangSong_GB2312" w:cs="FangSong_GB2312"/>
+                <w:rFonts w:ascii="Songti SC" w:hAnsi="Songti SC" w:eastAsia="Songti SC" w:cs="Songti SC"/>
                 <w:b w:val="0"/>
                 <w:sz w:val="18"/>
               </w:rPr>
@@ -1678,7 +1890,7 @@
             <w:r/>
             <w:r>
               <w:rPr>
-                <w:rFonts w:ascii="FangSong_GB2312" w:hAnsi="FangSong_GB2312" w:eastAsia="FangSong_GB2312" w:cs="FangSong_GB2312"/>
+                <w:rFonts w:ascii="Songti SC" w:hAnsi="Songti SC" w:eastAsia="Songti SC" w:cs="Songti SC"/>
                 <w:b w:val="0"/>
                 <w:sz w:val="18"/>
               </w:rPr>
@@ -1706,7 +1918,7 @@
             <w:r/>
             <w:r>
               <w:rPr>
-                <w:rFonts w:ascii="FangSong_GB2312" w:hAnsi="FangSong_GB2312" w:eastAsia="FangSong_GB2312" w:cs="FangSong_GB2312"/>
+                <w:rFonts w:ascii="Songti SC" w:hAnsi="Songti SC" w:eastAsia="Songti SC" w:cs="Songti SC"/>
                 <w:b w:val="0"/>
                 <w:sz w:val="18"/>
               </w:rPr>
@@ -1732,7 +1944,7 @@
             <w:r/>
             <w:r>
               <w:rPr>
-                <w:rFonts w:ascii="FangSong_GB2312" w:hAnsi="FangSong_GB2312" w:eastAsia="FangSong_GB2312" w:cs="FangSong_GB2312"/>
+                <w:rFonts w:ascii="Songti SC" w:hAnsi="Songti SC" w:eastAsia="Songti SC" w:cs="Songti SC"/>
                 <w:b w:val="0"/>
                 <w:sz w:val="18"/>
               </w:rPr>
@@ -1758,7 +1970,7 @@
             <w:r/>
             <w:r>
               <w:rPr>
-                <w:rFonts w:ascii="FangSong_GB2312" w:hAnsi="FangSong_GB2312" w:eastAsia="FangSong_GB2312" w:cs="FangSong_GB2312"/>
+                <w:rFonts w:ascii="Songti SC" w:hAnsi="Songti SC" w:eastAsia="Songti SC" w:cs="Songti SC"/>
                 <w:b w:val="0"/>
                 <w:sz w:val="18"/>
               </w:rPr>
@@ -1786,7 +1998,7 @@
             <w:r/>
             <w:r>
               <w:rPr>
-                <w:rFonts w:ascii="FangSong_GB2312" w:hAnsi="FangSong_GB2312" w:eastAsia="FangSong_GB2312" w:cs="FangSong_GB2312"/>
+                <w:rFonts w:ascii="Songti SC" w:hAnsi="Songti SC" w:eastAsia="Songti SC" w:cs="Songti SC"/>
                 <w:b w:val="0"/>
                 <w:sz w:val="18"/>
               </w:rPr>
@@ -1812,7 +2024,7 @@
             <w:r/>
             <w:r>
               <w:rPr>
-                <w:rFonts w:ascii="FangSong_GB2312" w:hAnsi="FangSong_GB2312" w:eastAsia="FangSong_GB2312" w:cs="FangSong_GB2312"/>
+                <w:rFonts w:ascii="Songti SC" w:hAnsi="Songti SC" w:eastAsia="Songti SC" w:cs="Songti SC"/>
                 <w:b w:val="0"/>
                 <w:sz w:val="18"/>
               </w:rPr>
@@ -1838,7 +2050,7 @@
             <w:r/>
             <w:r>
               <w:rPr>
-                <w:rFonts w:ascii="FangSong_GB2312" w:hAnsi="FangSong_GB2312" w:eastAsia="FangSong_GB2312" w:cs="FangSong_GB2312"/>
+                <w:rFonts w:ascii="Songti SC" w:hAnsi="Songti SC" w:eastAsia="Songti SC" w:cs="Songti SC"/>
                 <w:b w:val="0"/>
                 <w:sz w:val="18"/>
               </w:rPr>
@@ -1866,7 +2078,7 @@
             <w:r/>
             <w:r>
               <w:rPr>
-                <w:rFonts w:ascii="FangSong_GB2312" w:hAnsi="FangSong_GB2312" w:eastAsia="FangSong_GB2312" w:cs="FangSong_GB2312"/>
+                <w:rFonts w:ascii="Songti SC" w:hAnsi="Songti SC" w:eastAsia="Songti SC" w:cs="Songti SC"/>
                 <w:b w:val="0"/>
                 <w:sz w:val="18"/>
               </w:rPr>
@@ -1892,11 +2104,11 @@
             <w:r/>
             <w:r>
               <w:rPr>
-                <w:rFonts w:ascii="FangSong_GB2312" w:hAnsi="FangSong_GB2312" w:eastAsia="FangSong_GB2312" w:cs="FangSong_GB2312"/>
+                <w:rFonts w:ascii="Songti SC" w:hAnsi="Songti SC" w:eastAsia="Songti SC" w:cs="Songti SC"/>
                 <w:b w:val="0"/>
                 <w:sz w:val="18"/>
               </w:rPr>
-              <w:t>PLDSRS v2.3</w:t>
+              <w:t>PLDSRS v2.5</w:t>
             </w:r>
           </w:p>
         </w:tc>
@@ -1918,7 +2130,7 @@
             <w:r/>
             <w:r>
               <w:rPr>
-                <w:rFonts w:ascii="FangSong_GB2312" w:hAnsi="FangSong_GB2312" w:eastAsia="FangSong_GB2312" w:cs="FangSong_GB2312"/>
+                <w:rFonts w:ascii="Songti SC" w:hAnsi="Songti SC" w:eastAsia="Songti SC" w:cs="Songti SC"/>
                 <w:b w:val="0"/>
                 <w:sz w:val="18"/>
               </w:rPr>
@@ -1946,7 +2158,7 @@
             <w:r/>
             <w:r>
               <w:rPr>
-                <w:rFonts w:ascii="FangSong_GB2312" w:hAnsi="FangSong_GB2312" w:eastAsia="FangSong_GB2312" w:cs="FangSong_GB2312"/>
+                <w:rFonts w:ascii="Songti SC" w:hAnsi="Songti SC" w:eastAsia="Songti SC" w:cs="Songti SC"/>
                 <w:b w:val="0"/>
                 <w:sz w:val="18"/>
               </w:rPr>
@@ -1972,11 +2184,11 @@
             <w:r/>
             <w:r>
               <w:rPr>
-                <w:rFonts w:ascii="FangSong_GB2312" w:hAnsi="FangSong_GB2312" w:eastAsia="FangSong_GB2312" w:cs="FangSong_GB2312"/>
+                <w:rFonts w:ascii="Songti SC" w:hAnsi="Songti SC" w:eastAsia="Songti SC" w:cs="Songti SC"/>
                 <w:b w:val="0"/>
                 <w:sz w:val="18"/>
               </w:rPr>
-              <w:t>PLDSDD v2.3</w:t>
+              <w:t>PLDSDD v2.5</w:t>
             </w:r>
           </w:p>
         </w:tc>
@@ -1998,7 +2210,7 @@
             <w:r/>
             <w:r>
               <w:rPr>
-                <w:rFonts w:ascii="FangSong_GB2312" w:hAnsi="FangSong_GB2312" w:eastAsia="FangSong_GB2312" w:cs="FangSong_GB2312"/>
+                <w:rFonts w:ascii="Songti SC" w:hAnsi="Songti SC" w:eastAsia="Songti SC" w:cs="Songti SC"/>
                 <w:b w:val="0"/>
                 <w:sz w:val="18"/>
               </w:rPr>
@@ -2026,7 +2238,7 @@
             <w:r/>
             <w:r>
               <w:rPr>
-                <w:rFonts w:ascii="FangSong_GB2312" w:hAnsi="FangSong_GB2312" w:eastAsia="FangSong_GB2312" w:cs="FangSong_GB2312"/>
+                <w:rFonts w:ascii="Songti SC" w:hAnsi="Songti SC" w:eastAsia="Songti SC" w:cs="Songti SC"/>
                 <w:b w:val="0"/>
                 <w:sz w:val="18"/>
               </w:rPr>
@@ -2052,11 +2264,11 @@
             <w:r/>
             <w:r>
               <w:rPr>
-                <w:rFonts w:ascii="FangSong_GB2312" w:hAnsi="FangSong_GB2312" w:eastAsia="FangSong_GB2312" w:cs="FangSong_GB2312"/>
+                <w:rFonts w:ascii="Songti SC" w:hAnsi="Songti SC" w:eastAsia="Songti SC" w:cs="Songti SC"/>
                 <w:b w:val="0"/>
                 <w:sz w:val="18"/>
               </w:rPr>
-              <w:t>PLDSSTP v2.3</w:t>
+              <w:t>PLDSSTP v2.5</w:t>
             </w:r>
           </w:p>
         </w:tc>
@@ -2078,7 +2290,7 @@
             <w:r/>
             <w:r>
               <w:rPr>
-                <w:rFonts w:ascii="FangSong_GB2312" w:hAnsi="FangSong_GB2312" w:eastAsia="FangSong_GB2312" w:cs="FangSong_GB2312"/>
+                <w:rFonts w:ascii="Songti SC" w:hAnsi="Songti SC" w:eastAsia="Songti SC" w:cs="Songti SC"/>
                 <w:b w:val="0"/>
                 <w:sz w:val="18"/>
               </w:rPr>
@@ -2106,7 +2318,7 @@
             <w:r/>
             <w:r>
               <w:rPr>
-                <w:rFonts w:ascii="FangSong_GB2312" w:hAnsi="FangSong_GB2312" w:eastAsia="FangSong_GB2312" w:cs="FangSong_GB2312"/>
+                <w:rFonts w:ascii="Songti SC" w:hAnsi="Songti SC" w:eastAsia="Songti SC" w:cs="Songti SC"/>
                 <w:b w:val="0"/>
                 <w:sz w:val="18"/>
               </w:rPr>
@@ -2132,11 +2344,11 @@
             <w:r/>
             <w:r>
               <w:rPr>
-                <w:rFonts w:ascii="FangSong_GB2312" w:hAnsi="FangSong_GB2312" w:eastAsia="FangSong_GB2312" w:cs="FangSong_GB2312"/>
+                <w:rFonts w:ascii="Songti SC" w:hAnsi="Songti SC" w:eastAsia="Songti SC" w:cs="Songti SC"/>
                 <w:b w:val="0"/>
                 <w:sz w:val="18"/>
               </w:rPr>
-              <w:t>PLDSSTD v2.3</w:t>
+              <w:t>PLDSSTD v2.5</w:t>
             </w:r>
           </w:p>
         </w:tc>
@@ -2158,7 +2370,7 @@
             <w:r/>
             <w:r>
               <w:rPr>
-                <w:rFonts w:ascii="FangSong_GB2312" w:hAnsi="FangSong_GB2312" w:eastAsia="FangSong_GB2312" w:cs="FangSong_GB2312"/>
+                <w:rFonts w:ascii="Songti SC" w:hAnsi="Songti SC" w:eastAsia="Songti SC" w:cs="Songti SC"/>
                 <w:b w:val="0"/>
                 <w:sz w:val="18"/>
               </w:rPr>
@@ -2195,7 +2407,7 @@
       </w:pPr>
       <w:r>
         <w:rPr>
-          <w:rFonts w:ascii="FangSong_GB2312" w:hAnsi="FangSong_GB2312" w:eastAsia="FangSong_GB2312" w:cs="FangSong_GB2312"/>
+          <w:rFonts w:ascii="Songti SC" w:hAnsi="Songti SC" w:eastAsia="Songti SC" w:cs="Songti SC"/>
           <w:b w:val="0"/>
           <w:sz w:val="22"/>
         </w:rPr>
@@ -2212,7 +2424,7 @@
       </w:r>
       <w:r>
         <w:rPr>
-          <w:rFonts w:ascii="FangSong_GB2312" w:hAnsi="FangSong_GB2312" w:eastAsia="FangSong_GB2312" w:cs="FangSong_GB2312"/>
+          <w:rFonts w:ascii="Songti SC" w:hAnsi="Songti SC" w:eastAsia="Songti SC" w:cs="Songti SC"/>
           <w:b w:val="0"/>
           <w:sz w:val="22"/>
         </w:rPr>
@@ -2229,7 +2441,7 @@
       </w:r>
       <w:r>
         <w:rPr>
-          <w:rFonts w:ascii="FangSong_GB2312" w:hAnsi="FangSong_GB2312" w:eastAsia="FangSong_GB2312" w:cs="FangSong_GB2312"/>
+          <w:rFonts w:ascii="Songti SC" w:hAnsi="Songti SC" w:eastAsia="Songti SC" w:cs="Songti SC"/>
           <w:b w:val="0"/>
           <w:sz w:val="22"/>
         </w:rPr>
@@ -2272,7 +2484,7 @@
             <w:r/>
             <w:r>
               <w:rPr>
-                <w:rFonts w:ascii="FangSong_GB2312" w:hAnsi="FangSong_GB2312" w:eastAsia="FangSong_GB2312" w:cs="FangSong_GB2312"/>
+                <w:rFonts w:ascii="Songti SC" w:hAnsi="Songti SC" w:eastAsia="Songti SC" w:cs="Songti SC"/>
                 <w:b/>
                 <w:sz w:val="18"/>
               </w:rPr>
@@ -2299,7 +2511,7 @@
             <w:r/>
             <w:r>
               <w:rPr>
-                <w:rFonts w:ascii="FangSong_GB2312" w:hAnsi="FangSong_GB2312" w:eastAsia="FangSong_GB2312" w:cs="FangSong_GB2312"/>
+                <w:rFonts w:ascii="Songti SC" w:hAnsi="Songti SC" w:eastAsia="Songti SC" w:cs="Songti SC"/>
                 <w:b/>
                 <w:sz w:val="18"/>
               </w:rPr>
@@ -2326,7 +2538,7 @@
             <w:r/>
             <w:r>
               <w:rPr>
-                <w:rFonts w:ascii="FangSong_GB2312" w:hAnsi="FangSong_GB2312" w:eastAsia="FangSong_GB2312" w:cs="FangSong_GB2312"/>
+                <w:rFonts w:ascii="Songti SC" w:hAnsi="Songti SC" w:eastAsia="Songti SC" w:cs="Songti SC"/>
                 <w:b/>
                 <w:sz w:val="18"/>
               </w:rPr>
@@ -2354,7 +2566,7 @@
             <w:r/>
             <w:r>
               <w:rPr>
-                <w:rFonts w:ascii="FangSong_GB2312" w:hAnsi="FangSong_GB2312" w:eastAsia="FangSong_GB2312" w:cs="FangSong_GB2312"/>
+                <w:rFonts w:ascii="Songti SC" w:hAnsi="Songti SC" w:eastAsia="Songti SC" w:cs="Songti SC"/>
                 <w:b w:val="0"/>
                 <w:sz w:val="18"/>
               </w:rPr>
@@ -2380,7 +2592,7 @@
             <w:r/>
             <w:r>
               <w:rPr>
-                <w:rFonts w:ascii="FangSong_GB2312" w:hAnsi="FangSong_GB2312" w:eastAsia="FangSong_GB2312" w:cs="FangSong_GB2312"/>
+                <w:rFonts w:ascii="Songti SC" w:hAnsi="Songti SC" w:eastAsia="Songti SC" w:cs="Songti SC"/>
                 <w:b w:val="0"/>
                 <w:sz w:val="18"/>
               </w:rPr>
@@ -2406,7 +2618,7 @@
             <w:r/>
             <w:r>
               <w:rPr>
-                <w:rFonts w:ascii="FangSong_GB2312" w:hAnsi="FangSong_GB2312" w:eastAsia="FangSong_GB2312" w:cs="FangSong_GB2312"/>
+                <w:rFonts w:ascii="Songti SC" w:hAnsi="Songti SC" w:eastAsia="Songti SC" w:cs="Songti SC"/>
                 <w:b w:val="0"/>
                 <w:sz w:val="18"/>
               </w:rPr>
@@ -2434,7 +2646,7 @@
             <w:r/>
             <w:r>
               <w:rPr>
-                <w:rFonts w:ascii="FangSong_GB2312" w:hAnsi="FangSong_GB2312" w:eastAsia="FangSong_GB2312" w:cs="FangSong_GB2312"/>
+                <w:rFonts w:ascii="Songti SC" w:hAnsi="Songti SC" w:eastAsia="Songti SC" w:cs="Songti SC"/>
                 <w:b w:val="0"/>
                 <w:sz w:val="18"/>
               </w:rPr>
@@ -2460,7 +2672,7 @@
             <w:r/>
             <w:r>
               <w:rPr>
-                <w:rFonts w:ascii="FangSong_GB2312" w:hAnsi="FangSong_GB2312" w:eastAsia="FangSong_GB2312" w:cs="FangSong_GB2312"/>
+                <w:rFonts w:ascii="Songti SC" w:hAnsi="Songti SC" w:eastAsia="Songti SC" w:cs="Songti SC"/>
                 <w:b w:val="0"/>
                 <w:sz w:val="18"/>
               </w:rPr>
@@ -2477,7 +2689,7 @@
             </w:r>
             <w:r>
               <w:rPr>
-                <w:rFonts w:ascii="FangSong_GB2312" w:hAnsi="FangSong_GB2312" w:eastAsia="FangSong_GB2312" w:cs="FangSong_GB2312"/>
+                <w:rFonts w:ascii="Songti SC" w:hAnsi="Songti SC" w:eastAsia="Songti SC" w:cs="Songti SC"/>
                 <w:b w:val="0"/>
                 <w:sz w:val="18"/>
               </w:rPr>
@@ -2503,7 +2715,7 @@
             <w:r/>
             <w:r>
               <w:rPr>
-                <w:rFonts w:ascii="FangSong_GB2312" w:hAnsi="FangSong_GB2312" w:eastAsia="FangSong_GB2312" w:cs="FangSong_GB2312"/>
+                <w:rFonts w:ascii="Songti SC" w:hAnsi="Songti SC" w:eastAsia="Songti SC" w:cs="Songti SC"/>
                 <w:b w:val="0"/>
                 <w:sz w:val="18"/>
               </w:rPr>
@@ -2531,7 +2743,7 @@
             <w:r/>
             <w:r>
               <w:rPr>
-                <w:rFonts w:ascii="FangSong_GB2312" w:hAnsi="FangSong_GB2312" w:eastAsia="FangSong_GB2312" w:cs="FangSong_GB2312"/>
+                <w:rFonts w:ascii="Songti SC" w:hAnsi="Songti SC" w:eastAsia="Songti SC" w:cs="Songti SC"/>
                 <w:b w:val="0"/>
                 <w:sz w:val="18"/>
               </w:rPr>
@@ -2557,11 +2769,11 @@
             <w:r/>
             <w:r>
               <w:rPr>
-                <w:rFonts w:ascii="FangSong_GB2312" w:hAnsi="FangSong_GB2312" w:eastAsia="FangSong_GB2312" w:cs="FangSong_GB2312"/>
+                <w:rFonts w:ascii="Songti SC" w:hAnsi="Songti SC" w:eastAsia="Songti SC" w:cs="Songti SC"/>
                 <w:b w:val="0"/>
                 <w:sz w:val="18"/>
               </w:rPr>
-              <w:t>Icarus + 两套 XSim</w:t>
+              <w:t>VC709 Connector 上两套 XSim</w:t>
             </w:r>
           </w:p>
         </w:tc>
@@ -2583,11 +2795,11 @@
             <w:r/>
             <w:r>
               <w:rPr>
-                <w:rFonts w:ascii="FangSong_GB2312" w:hAnsi="FangSong_GB2312" w:eastAsia="FangSong_GB2312" w:cs="FangSong_GB2312"/>
+                <w:rFonts w:ascii="Songti SC" w:hAnsi="Songti SC" w:eastAsia="Songti SC" w:cs="Songti SC"/>
                 <w:b w:val="0"/>
                 <w:sz w:val="18"/>
               </w:rPr>
-              <w:t>9600 内部 10/10、外部 9/9 historical/exploratory 通过；115200 未执行</w:t>
+              <w:t>9600 10/10、115200 10/10 exploratory 通过；历史外部 9/9 仅作交叉参考</w:t>
             </w:r>
           </w:p>
         </w:tc>
@@ -2611,7 +2823,7 @@
             <w:r/>
             <w:r>
               <w:rPr>
-                <w:rFonts w:ascii="FangSong_GB2312" w:hAnsi="FangSong_GB2312" w:eastAsia="FangSong_GB2312" w:cs="FangSong_GB2312"/>
+                <w:rFonts w:ascii="Songti SC" w:hAnsi="Songti SC" w:eastAsia="Songti SC" w:cs="Songti SC"/>
                 <w:b w:val="0"/>
                 <w:sz w:val="18"/>
               </w:rPr>
@@ -2637,11 +2849,11 @@
             <w:r/>
             <w:r>
               <w:rPr>
-                <w:rFonts w:ascii="FangSong_GB2312" w:hAnsi="FangSong_GB2312" w:eastAsia="FangSong_GB2312" w:cs="FangSong_GB2312"/>
+                <w:rFonts w:ascii="Songti SC" w:hAnsi="Songti SC" w:eastAsia="Songti SC" w:cs="Songti SC"/>
                 <w:b w:val="0"/>
                 <w:sz w:val="18"/>
               </w:rPr>
-              <w:t>源码校验、综合、正式 XDC 负向实现</w:t>
+              <w:t>精确 part 查询、源码校验、综合、预码流实现</w:t>
             </w:r>
           </w:p>
         </w:tc>
@@ -2663,11 +2875,11 @@
             <w:r/>
             <w:r>
               <w:rPr>
-                <w:rFonts w:ascii="FangSong_GB2312" w:hAnsi="FangSong_GB2312" w:eastAsia="FangSong_GB2312" w:cs="FangSong_GB2312"/>
+                <w:rFonts w:ascii="Songti SC" w:hAnsi="Songti SC" w:eastAsia="Songti SC" w:cs="Songti SC"/>
                 <w:b w:val="0"/>
                 <w:sz w:val="18"/>
               </w:rPr>
-              <w:t>K70T 历史校验/综合成功；实现因缺 I/O 事实按预期阻断，无 bitstream；非 690T 证据</w:t>
+              <w:t>690T 查询/校验/综合/route 成功；methodology 0、DRC 0、CDC-3 Info ×1；无 bitstream</w:t>
             </w:r>
           </w:p>
         </w:tc>
@@ -2700,7 +2912,7 @@
       </w:pPr>
       <w:r>
         <w:rPr>
-          <w:rFonts w:ascii="FangSong_GB2312" w:hAnsi="FangSong_GB2312" w:eastAsia="FangSong_GB2312" w:cs="FangSong_GB2312"/>
+          <w:rFonts w:ascii="Songti SC" w:hAnsi="Songti SC" w:eastAsia="Songti SC" w:cs="Songti SC"/>
           <w:b w:val="0"/>
           <w:sz w:val="22"/>
         </w:rPr>
@@ -2717,7 +2929,7 @@
       </w:r>
       <w:r>
         <w:rPr>
-          <w:rFonts w:ascii="FangSong_GB2312" w:hAnsi="FangSong_GB2312" w:eastAsia="FangSong_GB2312" w:cs="FangSong_GB2312"/>
+          <w:rFonts w:ascii="Songti SC" w:hAnsi="Songti SC" w:eastAsia="Songti SC" w:cs="Songti SC"/>
           <w:b w:val="0"/>
           <w:sz w:val="22"/>
         </w:rPr>
@@ -2738,11 +2950,11 @@
       </w:pPr>
       <w:r>
         <w:rPr>
-          <w:rFonts w:ascii="FangSong_GB2312" w:hAnsi="FangSong_GB2312" w:eastAsia="FangSong_GB2312" w:cs="FangSong_GB2312"/>
+          <w:rFonts w:ascii="Songti SC" w:hAnsi="Songti SC" w:eastAsia="Songti SC" w:cs="Songti SC"/>
           <w:b w:val="0"/>
           <w:sz w:val="22"/>
         </w:rPr>
-        <w:t xml:space="preserve">Vivado/XSim 2021.1 build 3247384、IP build 3246043；Icarus Verilog 本机交叉检查。Vivado 工具链 profile 为 </w:t>
+        <w:t xml:space="preserve">Vivado/XSim 2021.1 build 3247384、IP build 3246043；独立 Connector 为 </w:t>
       </w:r>
       <w:r>
         <w:rPr>
@@ -2751,15 +2963,32 @@
           <w:color w:val="1F3A5F"/>
           <w:sz w:val="21"/>
         </w:rPr>
-        <w:t>57fd8374073877701cda45e6a84f516e6d9aef0df4affb03482280312c352755</w:t>
+        <w:t>vivado-66-vc709</w:t>
       </w:r>
       <w:r>
         <w:rPr>
-          <w:rFonts w:ascii="FangSong_GB2312" w:hAnsi="FangSong_GB2312" w:eastAsia="FangSong_GB2312" w:cs="FangSong_GB2312"/>
+          <w:rFonts w:ascii="Songti SC" w:hAnsi="Songti SC" w:eastAsia="Songti SC" w:cs="Songti SC"/>
           <w:b w:val="0"/>
           <w:sz w:val="22"/>
         </w:rPr>
-        <w:t>。</w:t>
+        <w:t xml:space="preserve">，工具链 profile SHA-256 为 </w:t>
+      </w:r>
+      <w:r>
+        <w:rPr>
+          <w:rFonts w:ascii="Courier New" w:hAnsi="Courier New" w:eastAsia="Courier New" w:cs="Courier New"/>
+          <w:b w:val="0"/>
+          <w:color w:val="1F3A5F"/>
+          <w:sz w:val="21"/>
+        </w:rPr>
+        <w:t>dffba16f6b8ba5b71a7fe7c732690231b1e58e78a3b2a4824a2512aa6fc788bc</w:t>
+      </w:r>
+      <w:r>
+        <w:rPr>
+          <w:rFonts w:ascii="Songti SC" w:hAnsi="Songti SC" w:eastAsia="Songti SC" w:cs="Songti SC"/>
+          <w:b w:val="0"/>
+          <w:sz w:val="22"/>
+        </w:rPr>
+        <w:t>。Icarus Verilog 只作历史/本机交叉检查。</w:t>
       </w:r>
     </w:p>
     <w:p>
@@ -2776,7 +3005,7 @@
       </w:pPr>
       <w:r>
         <w:rPr>
-          <w:rFonts w:ascii="FangSong_GB2312" w:hAnsi="FangSong_GB2312" w:eastAsia="FangSong_GB2312" w:cs="FangSong_GB2312"/>
+          <w:rFonts w:ascii="Songti SC" w:hAnsi="Songti SC" w:eastAsia="Songti SC" w:cs="Songti SC"/>
           <w:b w:val="0"/>
           <w:sz w:val="22"/>
         </w:rPr>
@@ -2797,7 +3026,7 @@
       </w:pPr>
       <w:r>
         <w:rPr>
-          <w:rFonts w:ascii="FangSong_GB2312" w:hAnsi="FangSong_GB2312" w:eastAsia="FangSong_GB2312" w:cs="FangSong_GB2312"/>
+          <w:rFonts w:ascii="Songti SC" w:hAnsi="Songti SC" w:eastAsia="Songti SC" w:cs="Songti SC"/>
           <w:b w:val="0"/>
           <w:sz w:val="22"/>
         </w:rPr>
@@ -2834,11 +3063,11 @@
       </w:pPr>
       <w:r>
         <w:rPr>
-          <w:rFonts w:ascii="FangSong_GB2312" w:hAnsi="FangSong_GB2312" w:eastAsia="FangSong_GB2312" w:cs="FangSong_GB2312"/>
+          <w:rFonts w:ascii="Songti SC" w:hAnsi="Songti SC" w:eastAsia="Songti SC" w:cs="Songti SC"/>
           <w:b w:val="0"/>
           <w:sz w:val="22"/>
         </w:rPr>
-        <w:t>Golden 自带回归打印：</w:t>
+        <w:t xml:space="preserve">9600 与 115200 两套当前 XSim 均打印 </w:t>
       </w:r>
       <w:r>
         <w:rPr>
@@ -2847,15 +3076,15 @@
           <w:color w:val="1F3A5F"/>
           <w:sz w:val="21"/>
         </w:rPr>
-        <w:t>PASS: 10 UART requirement cases passed; tx_done=10 rx_done=12 frame_err=1</w:t>
+        <w:t>PASS: 10 UART requirement cases passed</w:t>
       </w:r>
       <w:r>
         <w:rPr>
-          <w:rFonts w:ascii="FangSong_GB2312" w:hAnsi="FangSong_GB2312" w:eastAsia="FangSong_GB2312" w:cs="FangSong_GB2312"/>
+          <w:rFonts w:ascii="Songti SC" w:hAnsi="Songti SC" w:eastAsia="Songti SC" w:cs="Songti SC"/>
           <w:b w:val="0"/>
           <w:sz w:val="22"/>
         </w:rPr>
-        <w:t>。独立外部验收打印：</w:t>
+        <w:t xml:space="preserve">，每套 10/10 用例完成；历史独立外部验收仍记录 </w:t>
       </w:r>
       <w:r>
         <w:rPr>
@@ -2868,11 +3097,11 @@
       </w:r>
       <w:r>
         <w:rPr>
-          <w:rFonts w:ascii="FangSong_GB2312" w:hAnsi="FangSong_GB2312" w:eastAsia="FangSong_GB2312" w:cs="FangSong_GB2312"/>
+          <w:rFonts w:ascii="Songti SC" w:hAnsi="Songti SC" w:eastAsia="Songti SC" w:cs="Songti SC"/>
           <w:b w:val="0"/>
           <w:sz w:val="22"/>
         </w:rPr>
-        <w:t>。Icarus 与两套真实 XSim 的最终判断一致。</w:t>
+        <w:t>，只作为不同 TB 的交叉参考。</w:t>
       </w:r>
     </w:p>
     <w:tbl>
@@ -2911,7 +3140,7 @@
             <w:r/>
             <w:r>
               <w:rPr>
-                <w:rFonts w:ascii="FangSong_GB2312" w:hAnsi="FangSong_GB2312" w:eastAsia="FangSong_GB2312" w:cs="FangSong_GB2312"/>
+                <w:rFonts w:ascii="Songti SC" w:hAnsi="Songti SC" w:eastAsia="Songti SC" w:cs="Songti SC"/>
                 <w:b/>
                 <w:sz w:val="18"/>
               </w:rPr>
@@ -2938,7 +3167,7 @@
             <w:r/>
             <w:r>
               <w:rPr>
-                <w:rFonts w:ascii="FangSong_GB2312" w:hAnsi="FangSong_GB2312" w:eastAsia="FangSong_GB2312" w:cs="FangSong_GB2312"/>
+                <w:rFonts w:ascii="Songti SC" w:hAnsi="Songti SC" w:eastAsia="Songti SC" w:cs="Songti SC"/>
                 <w:b/>
                 <w:sz w:val="18"/>
               </w:rPr>
@@ -2965,7 +3194,7 @@
             <w:r/>
             <w:r>
               <w:rPr>
-                <w:rFonts w:ascii="FangSong_GB2312" w:hAnsi="FangSong_GB2312" w:eastAsia="FangSong_GB2312" w:cs="FangSong_GB2312"/>
+                <w:rFonts w:ascii="Songti SC" w:hAnsi="Songti SC" w:eastAsia="Songti SC" w:cs="Songti SC"/>
                 <w:b/>
                 <w:sz w:val="18"/>
               </w:rPr>
@@ -2993,7 +3222,7 @@
             <w:r/>
             <w:r>
               <w:rPr>
-                <w:rFonts w:ascii="FangSong_GB2312" w:hAnsi="FangSong_GB2312" w:eastAsia="FangSong_GB2312" w:cs="FangSong_GB2312"/>
+                <w:rFonts w:ascii="Songti SC" w:hAnsi="Songti SC" w:eastAsia="Songti SC" w:cs="Songti SC"/>
                 <w:b w:val="0"/>
                 <w:sz w:val="18"/>
               </w:rPr>
@@ -3019,7 +3248,7 @@
             <w:r/>
             <w:r>
               <w:rPr>
-                <w:rFonts w:ascii="FangSong_GB2312" w:hAnsi="FangSong_GB2312" w:eastAsia="FangSong_GB2312" w:cs="FangSong_GB2312"/>
+                <w:rFonts w:ascii="Songti SC" w:hAnsi="Songti SC" w:eastAsia="Songti SC" w:cs="Songti SC"/>
                 <w:b w:val="0"/>
                 <w:sz w:val="18"/>
               </w:rPr>
@@ -3045,7 +3274,7 @@
             <w:r/>
             <w:r>
               <w:rPr>
-                <w:rFonts w:ascii="FangSong_GB2312" w:hAnsi="FangSong_GB2312" w:eastAsia="FangSong_GB2312" w:cs="FangSong_GB2312"/>
+                <w:rFonts w:ascii="Songti SC" w:hAnsi="Songti SC" w:eastAsia="Songti SC" w:cs="Songti SC"/>
                 <w:b w:val="0"/>
                 <w:sz w:val="18"/>
               </w:rPr>
@@ -3073,7 +3302,7 @@
             <w:r/>
             <w:r>
               <w:rPr>
-                <w:rFonts w:ascii="FangSong_GB2312" w:hAnsi="FangSong_GB2312" w:eastAsia="FangSong_GB2312" w:cs="FangSong_GB2312"/>
+                <w:rFonts w:ascii="Songti SC" w:hAnsi="Songti SC" w:eastAsia="Songti SC" w:cs="Songti SC"/>
                 <w:b w:val="0"/>
                 <w:sz w:val="18"/>
               </w:rPr>
@@ -3099,7 +3328,7 @@
             <w:r/>
             <w:r>
               <w:rPr>
-                <w:rFonts w:ascii="FangSong_GB2312" w:hAnsi="FangSong_GB2312" w:eastAsia="FangSong_GB2312" w:cs="FangSong_GB2312"/>
+                <w:rFonts w:ascii="Songti SC" w:hAnsi="Songti SC" w:eastAsia="Songti SC" w:cs="Songti SC"/>
                 <w:b w:val="0"/>
                 <w:sz w:val="18"/>
               </w:rPr>
@@ -3125,7 +3354,7 @@
             <w:r/>
             <w:r>
               <w:rPr>
-                <w:rFonts w:ascii="FangSong_GB2312" w:hAnsi="FangSong_GB2312" w:eastAsia="FangSong_GB2312" w:cs="FangSong_GB2312"/>
+                <w:rFonts w:ascii="Songti SC" w:hAnsi="Songti SC" w:eastAsia="Songti SC" w:cs="Songti SC"/>
                 <w:b w:val="0"/>
                 <w:sz w:val="18"/>
               </w:rPr>
@@ -3153,7 +3382,7 @@
             <w:r/>
             <w:r>
               <w:rPr>
-                <w:rFonts w:ascii="FangSong_GB2312" w:hAnsi="FangSong_GB2312" w:eastAsia="FangSong_GB2312" w:cs="FangSong_GB2312"/>
+                <w:rFonts w:ascii="Songti SC" w:hAnsi="Songti SC" w:eastAsia="Songti SC" w:cs="Songti SC"/>
                 <w:b w:val="0"/>
                 <w:sz w:val="18"/>
               </w:rPr>
@@ -3179,7 +3408,7 @@
             <w:r/>
             <w:r>
               <w:rPr>
-                <w:rFonts w:ascii="FangSong_GB2312" w:hAnsi="FangSong_GB2312" w:eastAsia="FangSong_GB2312" w:cs="FangSong_GB2312"/>
+                <w:rFonts w:ascii="Songti SC" w:hAnsi="Songti SC" w:eastAsia="Songti SC" w:cs="Songti SC"/>
                 <w:b w:val="0"/>
                 <w:sz w:val="18"/>
               </w:rPr>
@@ -3205,7 +3434,7 @@
             <w:r/>
             <w:r>
               <w:rPr>
-                <w:rFonts w:ascii="FangSong_GB2312" w:hAnsi="FangSong_GB2312" w:eastAsia="FangSong_GB2312" w:cs="FangSong_GB2312"/>
+                <w:rFonts w:ascii="Songti SC" w:hAnsi="Songti SC" w:eastAsia="Songti SC" w:cs="Songti SC"/>
                 <w:b w:val="0"/>
                 <w:sz w:val="18"/>
               </w:rPr>
@@ -3233,7 +3462,7 @@
             <w:r/>
             <w:r>
               <w:rPr>
-                <w:rFonts w:ascii="FangSong_GB2312" w:hAnsi="FangSong_GB2312" w:eastAsia="FangSong_GB2312" w:cs="FangSong_GB2312"/>
+                <w:rFonts w:ascii="Songti SC" w:hAnsi="Songti SC" w:eastAsia="Songti SC" w:cs="Songti SC"/>
                 <w:b w:val="0"/>
                 <w:sz w:val="18"/>
               </w:rPr>
@@ -3259,7 +3488,7 @@
             <w:r/>
             <w:r>
               <w:rPr>
-                <w:rFonts w:ascii="FangSong_GB2312" w:hAnsi="FangSong_GB2312" w:eastAsia="FangSong_GB2312" w:cs="FangSong_GB2312"/>
+                <w:rFonts w:ascii="Songti SC" w:hAnsi="Songti SC" w:eastAsia="Songti SC" w:cs="Songti SC"/>
                 <w:b w:val="0"/>
                 <w:sz w:val="18"/>
               </w:rPr>
@@ -3285,7 +3514,7 @@
             <w:r/>
             <w:r>
               <w:rPr>
-                <w:rFonts w:ascii="FangSong_GB2312" w:hAnsi="FangSong_GB2312" w:eastAsia="FangSong_GB2312" w:cs="FangSong_GB2312"/>
+                <w:rFonts w:ascii="Songti SC" w:hAnsi="Songti SC" w:eastAsia="Songti SC" w:cs="Songti SC"/>
                 <w:b w:val="0"/>
                 <w:sz w:val="18"/>
               </w:rPr>
@@ -3313,7 +3542,7 @@
             <w:r/>
             <w:r>
               <w:rPr>
-                <w:rFonts w:ascii="FangSong_GB2312" w:hAnsi="FangSong_GB2312" w:eastAsia="FangSong_GB2312" w:cs="FangSong_GB2312"/>
+                <w:rFonts w:ascii="Songti SC" w:hAnsi="Songti SC" w:eastAsia="Songti SC" w:cs="Songti SC"/>
                 <w:b w:val="0"/>
                 <w:sz w:val="18"/>
               </w:rPr>
@@ -3339,7 +3568,7 @@
             <w:r/>
             <w:r>
               <w:rPr>
-                <w:rFonts w:ascii="FangSong_GB2312" w:hAnsi="FangSong_GB2312" w:eastAsia="FangSong_GB2312" w:cs="FangSong_GB2312"/>
+                <w:rFonts w:ascii="Songti SC" w:hAnsi="Songti SC" w:eastAsia="Songti SC" w:cs="Songti SC"/>
                 <w:b w:val="0"/>
                 <w:sz w:val="18"/>
               </w:rPr>
@@ -3365,7 +3594,7 @@
             <w:r/>
             <w:r>
               <w:rPr>
-                <w:rFonts w:ascii="FangSong_GB2312" w:hAnsi="FangSong_GB2312" w:eastAsia="FangSong_GB2312" w:cs="FangSong_GB2312"/>
+                <w:rFonts w:ascii="Songti SC" w:hAnsi="Songti SC" w:eastAsia="Songti SC" w:cs="Songti SC"/>
                 <w:b w:val="0"/>
                 <w:sz w:val="18"/>
               </w:rPr>
@@ -3393,7 +3622,7 @@
             <w:r/>
             <w:r>
               <w:rPr>
-                <w:rFonts w:ascii="FangSong_GB2312" w:hAnsi="FangSong_GB2312" w:eastAsia="FangSong_GB2312" w:cs="FangSong_GB2312"/>
+                <w:rFonts w:ascii="Songti SC" w:hAnsi="Songti SC" w:eastAsia="Songti SC" w:cs="Songti SC"/>
                 <w:b w:val="0"/>
                 <w:sz w:val="18"/>
               </w:rPr>
@@ -3419,7 +3648,7 @@
             <w:r/>
             <w:r>
               <w:rPr>
-                <w:rFonts w:ascii="FangSong_GB2312" w:hAnsi="FangSong_GB2312" w:eastAsia="FangSong_GB2312" w:cs="FangSong_GB2312"/>
+                <w:rFonts w:ascii="Songti SC" w:hAnsi="Songti SC" w:eastAsia="Songti SC" w:cs="Songti SC"/>
                 <w:b w:val="0"/>
                 <w:sz w:val="18"/>
               </w:rPr>
@@ -3445,7 +3674,7 @@
             <w:r/>
             <w:r>
               <w:rPr>
-                <w:rFonts w:ascii="FangSong_GB2312" w:hAnsi="FangSong_GB2312" w:eastAsia="FangSong_GB2312" w:cs="FangSong_GB2312"/>
+                <w:rFonts w:ascii="Songti SC" w:hAnsi="Songti SC" w:eastAsia="Songti SC" w:cs="Songti SC"/>
                 <w:b w:val="0"/>
                 <w:sz w:val="18"/>
               </w:rPr>
@@ -3473,7 +3702,7 @@
             <w:r/>
             <w:r>
               <w:rPr>
-                <w:rFonts w:ascii="FangSong_GB2312" w:hAnsi="FangSong_GB2312" w:eastAsia="FangSong_GB2312" w:cs="FangSong_GB2312"/>
+                <w:rFonts w:ascii="Songti SC" w:hAnsi="Songti SC" w:eastAsia="Songti SC" w:cs="Songti SC"/>
                 <w:b w:val="0"/>
                 <w:sz w:val="18"/>
               </w:rPr>
@@ -3499,7 +3728,7 @@
             <w:r/>
             <w:r>
               <w:rPr>
-                <w:rFonts w:ascii="FangSong_GB2312" w:hAnsi="FangSong_GB2312" w:eastAsia="FangSong_GB2312" w:cs="FangSong_GB2312"/>
+                <w:rFonts w:ascii="Songti SC" w:hAnsi="Songti SC" w:eastAsia="Songti SC" w:cs="Songti SC"/>
                 <w:b w:val="0"/>
                 <w:sz w:val="18"/>
               </w:rPr>
@@ -3525,7 +3754,7 @@
             <w:r/>
             <w:r>
               <w:rPr>
-                <w:rFonts w:ascii="FangSong_GB2312" w:hAnsi="FangSong_GB2312" w:eastAsia="FangSong_GB2312" w:cs="FangSong_GB2312"/>
+                <w:rFonts w:ascii="Songti SC" w:hAnsi="Songti SC" w:eastAsia="Songti SC" w:cs="Songti SC"/>
                 <w:b w:val="0"/>
                 <w:sz w:val="18"/>
               </w:rPr>
@@ -3553,7 +3782,7 @@
             <w:r/>
             <w:r>
               <w:rPr>
-                <w:rFonts w:ascii="FangSong_GB2312" w:hAnsi="FangSong_GB2312" w:eastAsia="FangSong_GB2312" w:cs="FangSong_GB2312"/>
+                <w:rFonts w:ascii="Songti SC" w:hAnsi="Songti SC" w:eastAsia="Songti SC" w:cs="Songti SC"/>
                 <w:b w:val="0"/>
                 <w:sz w:val="18"/>
               </w:rPr>
@@ -3579,7 +3808,7 @@
             <w:r/>
             <w:r>
               <w:rPr>
-                <w:rFonts w:ascii="FangSong_GB2312" w:hAnsi="FangSong_GB2312" w:eastAsia="FangSong_GB2312" w:cs="FangSong_GB2312"/>
+                <w:rFonts w:ascii="Songti SC" w:hAnsi="Songti SC" w:eastAsia="Songti SC" w:cs="Songti SC"/>
                 <w:b w:val="0"/>
                 <w:sz w:val="18"/>
               </w:rPr>
@@ -3605,7 +3834,7 @@
             <w:r/>
             <w:r>
               <w:rPr>
-                <w:rFonts w:ascii="FangSong_GB2312" w:hAnsi="FangSong_GB2312" w:eastAsia="FangSong_GB2312" w:cs="FangSong_GB2312"/>
+                <w:rFonts w:ascii="Songti SC" w:hAnsi="Songti SC" w:eastAsia="Songti SC" w:cs="Songti SC"/>
                 <w:b w:val="0"/>
                 <w:sz w:val="18"/>
               </w:rPr>
@@ -3633,7 +3862,7 @@
             <w:r/>
             <w:r>
               <w:rPr>
-                <w:rFonts w:ascii="FangSong_GB2312" w:hAnsi="FangSong_GB2312" w:eastAsia="FangSong_GB2312" w:cs="FangSong_GB2312"/>
+                <w:rFonts w:ascii="Songti SC" w:hAnsi="Songti SC" w:eastAsia="Songti SC" w:cs="Songti SC"/>
                 <w:b w:val="0"/>
                 <w:sz w:val="18"/>
               </w:rPr>
@@ -3659,7 +3888,7 @@
             <w:r/>
             <w:r>
               <w:rPr>
-                <w:rFonts w:ascii="FangSong_GB2312" w:hAnsi="FangSong_GB2312" w:eastAsia="FangSong_GB2312" w:cs="FangSong_GB2312"/>
+                <w:rFonts w:ascii="Songti SC" w:hAnsi="Songti SC" w:eastAsia="Songti SC" w:cs="Songti SC"/>
                 <w:b w:val="0"/>
                 <w:sz w:val="18"/>
               </w:rPr>
@@ -3685,7 +3914,7 @@
             <w:r/>
             <w:r>
               <w:rPr>
-                <w:rFonts w:ascii="FangSong_GB2312" w:hAnsi="FangSong_GB2312" w:eastAsia="FangSong_GB2312" w:cs="FangSong_GB2312"/>
+                <w:rFonts w:ascii="Songti SC" w:hAnsi="Songti SC" w:eastAsia="Songti SC" w:cs="Songti SC"/>
                 <w:b w:val="0"/>
                 <w:sz w:val="18"/>
               </w:rPr>
@@ -3713,7 +3942,7 @@
             <w:r/>
             <w:r>
               <w:rPr>
-                <w:rFonts w:ascii="FangSong_GB2312" w:hAnsi="FangSong_GB2312" w:eastAsia="FangSong_GB2312" w:cs="FangSong_GB2312"/>
+                <w:rFonts w:ascii="Songti SC" w:hAnsi="Songti SC" w:eastAsia="Songti SC" w:cs="Songti SC"/>
                 <w:b w:val="0"/>
                 <w:sz w:val="18"/>
               </w:rPr>
@@ -3739,7 +3968,7 @@
             <w:r/>
             <w:r>
               <w:rPr>
-                <w:rFonts w:ascii="FangSong_GB2312" w:hAnsi="FangSong_GB2312" w:eastAsia="FangSong_GB2312" w:cs="FangSong_GB2312"/>
+                <w:rFonts w:ascii="Songti SC" w:hAnsi="Songti SC" w:eastAsia="Songti SC" w:cs="Songti SC"/>
                 <w:b w:val="0"/>
                 <w:sz w:val="18"/>
               </w:rPr>
@@ -3765,7 +3994,7 @@
             <w:r/>
             <w:r>
               <w:rPr>
-                <w:rFonts w:ascii="FangSong_GB2312" w:hAnsi="FangSong_GB2312" w:eastAsia="FangSong_GB2312" w:cs="FangSong_GB2312"/>
+                <w:rFonts w:ascii="Songti SC" w:hAnsi="Songti SC" w:eastAsia="Songti SC" w:cs="Songti SC"/>
                 <w:b w:val="0"/>
                 <w:sz w:val="18"/>
               </w:rPr>
@@ -3782,7 +4011,7 @@
             </w:r>
             <w:r>
               <w:rPr>
-                <w:rFonts w:ascii="FangSong_GB2312" w:hAnsi="FangSong_GB2312" w:eastAsia="FangSong_GB2312" w:cs="FangSong_GB2312"/>
+                <w:rFonts w:ascii="Songti SC" w:hAnsi="Songti SC" w:eastAsia="Songti SC" w:cs="Songti SC"/>
                 <w:b w:val="0"/>
                 <w:sz w:val="18"/>
               </w:rPr>
@@ -3803,7 +4032,7 @@
       </w:pPr>
       <w:r>
         <w:rPr>
-          <w:rFonts w:ascii="FangSong_GB2312" w:hAnsi="FangSong_GB2312" w:eastAsia="FangSong_GB2312" w:cs="FangSong_GB2312"/>
+          <w:rFonts w:ascii="Songti SC" w:hAnsi="Songti SC" w:eastAsia="Songti SC" w:cs="Songti SC"/>
           <w:b w:val="0"/>
           <w:sz w:val="22"/>
         </w:rPr>
@@ -3816,7 +4045,7 @@
       </w:pPr>
       <w:r>
         <w:rPr>
-          <w:rFonts w:ascii="FangSong_GB2312" w:hAnsi="FangSong_GB2312" w:eastAsia="FangSong_GB2312" w:cs="FangSong_GB2312"/>
+          <w:rFonts w:ascii="Songti SC" w:hAnsi="Songti SC" w:eastAsia="Songti SC" w:cs="Songti SC"/>
           <w:b w:val="0"/>
           <w:sz w:val="22"/>
         </w:rPr>
@@ -3833,7 +4062,7 @@
       </w:r>
       <w:r>
         <w:rPr>
-          <w:rFonts w:ascii="FangSong_GB2312" w:hAnsi="FangSong_GB2312" w:eastAsia="FangSong_GB2312" w:cs="FangSong_GB2312"/>
+          <w:rFonts w:ascii="Songti SC" w:hAnsi="Songti SC" w:eastAsia="Songti SC" w:cs="Songti SC"/>
           <w:b w:val="0"/>
           <w:sz w:val="22"/>
         </w:rPr>
@@ -3850,7 +4079,7 @@
       </w:r>
       <w:r>
         <w:rPr>
-          <w:rFonts w:ascii="FangSong_GB2312" w:hAnsi="FangSong_GB2312" w:eastAsia="FangSong_GB2312" w:cs="FangSong_GB2312"/>
+          <w:rFonts w:ascii="Songti SC" w:hAnsi="Songti SC" w:eastAsia="Songti SC" w:cs="Songti SC"/>
           <w:b w:val="0"/>
           <w:sz w:val="22"/>
         </w:rPr>
@@ -3867,7 +4096,7 @@
       </w:r>
       <w:r>
         <w:rPr>
-          <w:rFonts w:ascii="FangSong_GB2312" w:hAnsi="FangSong_GB2312" w:eastAsia="FangSong_GB2312" w:cs="FangSong_GB2312"/>
+          <w:rFonts w:ascii="Songti SC" w:hAnsi="Songti SC" w:eastAsia="Songti SC" w:cs="Songti SC"/>
           <w:b w:val="0"/>
           <w:sz w:val="22"/>
         </w:rPr>
@@ -3880,7 +4109,7 @@
       </w:pPr>
       <w:r>
         <w:rPr>
-          <w:rFonts w:ascii="FangSong_GB2312" w:hAnsi="FangSong_GB2312" w:eastAsia="FangSong_GB2312" w:cs="FangSong_GB2312"/>
+          <w:rFonts w:ascii="Songti SC" w:hAnsi="Songti SC" w:eastAsia="Songti SC" w:cs="Songti SC"/>
           <w:b w:val="0"/>
           <w:sz w:val="22"/>
         </w:rPr>
@@ -3893,7 +4122,7 @@
       </w:pPr>
       <w:r>
         <w:rPr>
-          <w:rFonts w:ascii="FangSong_GB2312" w:hAnsi="FangSong_GB2312" w:eastAsia="FangSong_GB2312" w:cs="FangSong_GB2312"/>
+          <w:rFonts w:ascii="Songti SC" w:hAnsi="Songti SC" w:eastAsia="Songti SC" w:cs="Songti SC"/>
           <w:b w:val="0"/>
           <w:sz w:val="22"/>
         </w:rPr>
@@ -3914,7 +4143,7 @@
       </w:pPr>
       <w:r>
         <w:rPr>
-          <w:rFonts w:ascii="FangSong_GB2312" w:hAnsi="FangSong_GB2312" w:eastAsia="FangSong_GB2312" w:cs="FangSong_GB2312"/>
+          <w:rFonts w:ascii="Songti SC" w:hAnsi="Songti SC" w:eastAsia="Songti SC" w:cs="Songti SC"/>
           <w:b w:val="0"/>
           <w:sz w:val="22"/>
         </w:rPr>
@@ -3935,7 +4164,7 @@
       </w:pPr>
       <w:r>
         <w:rPr>
-          <w:rFonts w:ascii="FangSong_GB2312" w:hAnsi="FangSong_GB2312" w:eastAsia="FangSong_GB2312" w:cs="FangSong_GB2312"/>
+          <w:rFonts w:ascii="Songti SC" w:hAnsi="Songti SC" w:eastAsia="Songti SC" w:cs="Songti SC"/>
           <w:b w:val="0"/>
           <w:sz w:val="22"/>
         </w:rPr>
@@ -3956,11 +4185,11 @@
       </w:pPr>
       <w:r>
         <w:rPr>
-          <w:rFonts w:ascii="FangSong_GB2312" w:hAnsi="FangSong_GB2312" w:eastAsia="FangSong_GB2312" w:cs="FangSong_GB2312"/>
+          <w:rFonts w:ascii="Songti SC" w:hAnsi="Songti SC" w:eastAsia="Songti SC" w:cs="Songti SC"/>
           <w:b w:val="0"/>
           <w:sz w:val="22"/>
         </w:rPr>
-        <w:t xml:space="preserve">历史 K70T </w:t>
+        <w:t xml:space="preserve">VC709/690T route 后 STA 报告：Setup WNS=7.630 ns、TNS=0；Hold WHS=0.093 ns、THS=0。methodology 报告 0 violations，DRC 报告 0 violations；CDC 只有一条 </w:t>
       </w:r>
       <w:r>
         <w:rPr>
@@ -3969,15 +4198,32 @@
           <w:color w:val="1F3A5F"/>
           <w:sz w:val="21"/>
         </w:rPr>
-        <w:t>uart.xdc</w:t>
+        <w:t>CDC-3 Info</w:t>
       </w:r>
       <w:r>
         <w:rPr>
-          <w:rFonts w:ascii="FangSong_GB2312" w:hAnsi="FangSong_GB2312" w:eastAsia="FangSong_GB2312" w:cs="FangSong_GB2312"/>
+          <w:rFonts w:ascii="Songti SC" w:hAnsi="Songti SC" w:eastAsia="Songti SC" w:cs="Songti SC"/>
           <w:b w:val="0"/>
           <w:sz w:val="22"/>
         </w:rPr>
-        <w:t xml:space="preserve"> 负向实现失败前报告：0 个无时钟寄存器；Setup WNS=6.699 ns、TNS=0；Hold WHS=0.114 ns、THS=0。该结果只支持该历史输入下已约束的 100 MHz 内部路径，不支持 XC7VX690T 或顶层 I/O 时序，因为当前精确 part、LOC、IOSTANDARD、input/output delay 和板级预算均未闭合。</w:t>
+        <w:t xml:space="preserve">，对应 UART RX 的两级 </w:t>
+      </w:r>
+      <w:r>
+        <w:rPr>
+          <w:rFonts w:ascii="Courier New" w:hAnsi="Courier New" w:eastAsia="Courier New" w:cs="Courier New"/>
+          <w:b w:val="0"/>
+          <w:color w:val="1F3A5F"/>
+          <w:sz w:val="21"/>
+        </w:rPr>
+        <w:t>ASYNC_REG</w:t>
+      </w:r>
+      <w:r>
+        <w:rPr>
+          <w:rFonts w:ascii="Songti SC" w:hAnsi="Songti SC" w:eastAsia="Songti SC" w:cs="Songti SC"/>
+          <w:b w:val="0"/>
+          <w:sz w:val="22"/>
+        </w:rPr>
+        <w:t xml:space="preserve"> 同步器。异步 UART 未设置虚构的同步 input/output delay，因此该结果支持 100 MHz 内部同步路径和当前候选约束下的预码流实现，不代表板级串行时序、温压或实物闭合。</w:t>
       </w:r>
     </w:p>
     <w:p>
@@ -4027,7 +4273,7 @@
             <w:r/>
             <w:r>
               <w:rPr>
-                <w:rFonts w:ascii="FangSong_GB2312" w:hAnsi="FangSong_GB2312" w:eastAsia="FangSong_GB2312" w:cs="FangSong_GB2312"/>
+                <w:rFonts w:ascii="Songti SC" w:hAnsi="Songti SC" w:eastAsia="Songti SC" w:cs="Songti SC"/>
                 <w:b/>
                 <w:sz w:val="18"/>
               </w:rPr>
@@ -4054,7 +4300,7 @@
             <w:r/>
             <w:r>
               <w:rPr>
-                <w:rFonts w:ascii="FangSong_GB2312" w:hAnsi="FangSong_GB2312" w:eastAsia="FangSong_GB2312" w:cs="FangSong_GB2312"/>
+                <w:rFonts w:ascii="Songti SC" w:hAnsi="Songti SC" w:eastAsia="Songti SC" w:cs="Songti SC"/>
                 <w:b/>
                 <w:sz w:val="18"/>
               </w:rPr>
@@ -4081,7 +4327,7 @@
             <w:r/>
             <w:r>
               <w:rPr>
-                <w:rFonts w:ascii="FangSong_GB2312" w:hAnsi="FangSong_GB2312" w:eastAsia="FangSong_GB2312" w:cs="FangSong_GB2312"/>
+                <w:rFonts w:ascii="Songti SC" w:hAnsi="Songti SC" w:eastAsia="Songti SC" w:cs="Songti SC"/>
                 <w:b/>
                 <w:sz w:val="18"/>
               </w:rPr>
@@ -4108,7 +4354,7 @@
             <w:r/>
             <w:r>
               <w:rPr>
-                <w:rFonts w:ascii="FangSong_GB2312" w:hAnsi="FangSong_GB2312" w:eastAsia="FangSong_GB2312" w:cs="FangSong_GB2312"/>
+                <w:rFonts w:ascii="Songti SC" w:hAnsi="Songti SC" w:eastAsia="Songti SC" w:cs="Songti SC"/>
                 <w:b/>
                 <w:sz w:val="18"/>
               </w:rPr>
@@ -4135,7 +4381,7 @@
             <w:r/>
             <w:r>
               <w:rPr>
-                <w:rFonts w:ascii="FangSong_GB2312" w:hAnsi="FangSong_GB2312" w:eastAsia="FangSong_GB2312" w:cs="FangSong_GB2312"/>
+                <w:rFonts w:ascii="Songti SC" w:hAnsi="Songti SC" w:eastAsia="Songti SC" w:cs="Songti SC"/>
                 <w:b/>
                 <w:sz w:val="18"/>
               </w:rPr>
@@ -4162,7 +4408,7 @@
             <w:r/>
             <w:r>
               <w:rPr>
-                <w:rFonts w:ascii="FangSong_GB2312" w:hAnsi="FangSong_GB2312" w:eastAsia="FangSong_GB2312" w:cs="FangSong_GB2312"/>
+                <w:rFonts w:ascii="Songti SC" w:hAnsi="Songti SC" w:eastAsia="Songti SC" w:cs="Songti SC"/>
                 <w:b/>
                 <w:sz w:val="18"/>
               </w:rPr>
@@ -4190,11 +4436,11 @@
             <w:r/>
             <w:r>
               <w:rPr>
-                <w:rFonts w:ascii="FangSong_GB2312" w:hAnsi="FangSong_GB2312" w:eastAsia="FangSong_GB2312" w:cs="FangSong_GB2312"/>
+                <w:rFonts w:ascii="Songti SC" w:hAnsi="Songti SC" w:eastAsia="Songti SC" w:cs="Songti SC"/>
                 <w:b w:val="0"/>
                 <w:sz w:val="18"/>
               </w:rPr>
-              <w:t>Golden 回归</w:t>
+              <w:t>VC709/690T 9600 XSim</w:t>
             </w:r>
           </w:p>
         </w:tc>
@@ -4216,7 +4462,7 @@
             <w:r/>
             <w:r>
               <w:rPr>
-                <w:rFonts w:ascii="FangSong_GB2312" w:hAnsi="FangSong_GB2312" w:eastAsia="FangSong_GB2312" w:cs="FangSong_GB2312"/>
+                <w:rFonts w:ascii="Songti SC" w:hAnsi="Songti SC" w:eastAsia="Songti SC" w:cs="Songti SC"/>
                 <w:b w:val="0"/>
                 <w:sz w:val="18"/>
               </w:rPr>
@@ -4242,7 +4488,7 @@
             <w:r/>
             <w:r>
               <w:rPr>
-                <w:rFonts w:ascii="FangSong_GB2312" w:hAnsi="FangSong_GB2312" w:eastAsia="FangSong_GB2312" w:cs="FangSong_GB2312"/>
+                <w:rFonts w:ascii="Songti SC" w:hAnsi="Songti SC" w:eastAsia="Songti SC" w:cs="Songti SC"/>
                 <w:b w:val="0"/>
                 <w:sz w:val="18"/>
               </w:rPr>
@@ -4268,7 +4514,7 @@
             <w:r/>
             <w:r>
               <w:rPr>
-                <w:rFonts w:ascii="FangSong_GB2312" w:hAnsi="FangSong_GB2312" w:eastAsia="FangSong_GB2312" w:cs="FangSong_GB2312"/>
+                <w:rFonts w:ascii="Songti SC" w:hAnsi="Songti SC" w:eastAsia="Songti SC" w:cs="Songti SC"/>
                 <w:b w:val="0"/>
                 <w:sz w:val="18"/>
               </w:rPr>
@@ -4294,7 +4540,7 @@
             <w:r/>
             <w:r>
               <w:rPr>
-                <w:rFonts w:ascii="FangSong_GB2312" w:hAnsi="FangSong_GB2312" w:eastAsia="FangSong_GB2312" w:cs="FangSong_GB2312"/>
+                <w:rFonts w:ascii="Songti SC" w:hAnsi="Songti SC" w:eastAsia="Songti SC" w:cs="Songti SC"/>
                 <w:b w:val="0"/>
                 <w:sz w:val="18"/>
               </w:rPr>
@@ -4320,7 +4566,7 @@
             <w:r/>
             <w:r>
               <w:rPr>
-                <w:rFonts w:ascii="FangSong_GB2312" w:hAnsi="FangSong_GB2312" w:eastAsia="FangSong_GB2312" w:cs="FangSong_GB2312"/>
+                <w:rFonts w:ascii="Songti SC" w:hAnsi="Songti SC" w:eastAsia="Songti SC" w:cs="Songti SC"/>
                 <w:b w:val="0"/>
                 <w:sz w:val="18"/>
               </w:rPr>
@@ -4348,11 +4594,11 @@
             <w:r/>
             <w:r>
               <w:rPr>
-                <w:rFonts w:ascii="FangSong_GB2312" w:hAnsi="FangSong_GB2312" w:eastAsia="FangSong_GB2312" w:cs="FangSong_GB2312"/>
+                <w:rFonts w:ascii="Songti SC" w:hAnsi="Songti SC" w:eastAsia="Songti SC" w:cs="Songti SC"/>
                 <w:b w:val="0"/>
                 <w:sz w:val="18"/>
               </w:rPr>
-              <w:t>独立外部回归</w:t>
+              <w:t>VC709/690T 115200 XSim</w:t>
             </w:r>
           </w:p>
         </w:tc>
@@ -4374,11 +4620,11 @@
             <w:r/>
             <w:r>
               <w:rPr>
-                <w:rFonts w:ascii="FangSong_GB2312" w:hAnsi="FangSong_GB2312" w:eastAsia="FangSong_GB2312" w:cs="FangSong_GB2312"/>
+                <w:rFonts w:ascii="Songti SC" w:hAnsi="Songti SC" w:eastAsia="Songti SC" w:cs="Songti SC"/>
                 <w:b w:val="0"/>
                 <w:sz w:val="18"/>
               </w:rPr>
-              <w:t>9</w:t>
+              <w:t>10</w:t>
             </w:r>
           </w:p>
         </w:tc>
@@ -4400,11 +4646,11 @@
             <w:r/>
             <w:r>
               <w:rPr>
-                <w:rFonts w:ascii="FangSong_GB2312" w:hAnsi="FangSong_GB2312" w:eastAsia="FangSong_GB2312" w:cs="FangSong_GB2312"/>
+                <w:rFonts w:ascii="Songti SC" w:hAnsi="Songti SC" w:eastAsia="Songti SC" w:cs="Songti SC"/>
                 <w:b w:val="0"/>
                 <w:sz w:val="18"/>
               </w:rPr>
-              <w:t>9</w:t>
+              <w:t>10</w:t>
             </w:r>
           </w:p>
         </w:tc>
@@ -4426,7 +4672,7 @@
             <w:r/>
             <w:r>
               <w:rPr>
-                <w:rFonts w:ascii="FangSong_GB2312" w:hAnsi="FangSong_GB2312" w:eastAsia="FangSong_GB2312" w:cs="FangSong_GB2312"/>
+                <w:rFonts w:ascii="Songti SC" w:hAnsi="Songti SC" w:eastAsia="Songti SC" w:cs="Songti SC"/>
                 <w:b w:val="0"/>
                 <w:sz w:val="18"/>
               </w:rPr>
@@ -4452,11 +4698,11 @@
             <w:r/>
             <w:r>
               <w:rPr>
-                <w:rFonts w:ascii="FangSong_GB2312" w:hAnsi="FangSong_GB2312" w:eastAsia="FangSong_GB2312" w:cs="FangSong_GB2312"/>
+                <w:rFonts w:ascii="Songti SC" w:hAnsi="Songti SC" w:eastAsia="Songti SC" w:cs="Songti SC"/>
                 <w:b w:val="0"/>
                 <w:sz w:val="18"/>
               </w:rPr>
-              <w:t>9 exploratory</w:t>
+              <w:t>10 exploratory</w:t>
             </w:r>
           </w:p>
         </w:tc>
@@ -4478,7 +4724,7 @@
             <w:r/>
             <w:r>
               <w:rPr>
-                <w:rFonts w:ascii="FangSong_GB2312" w:hAnsi="FangSong_GB2312" w:eastAsia="FangSong_GB2312" w:cs="FangSong_GB2312"/>
+                <w:rFonts w:ascii="Songti SC" w:hAnsi="Songti SC" w:eastAsia="Songti SC" w:cs="Songti SC"/>
                 <w:b w:val="0"/>
                 <w:sz w:val="18"/>
               </w:rPr>
@@ -4506,11 +4752,11 @@
             <w:r/>
             <w:r>
               <w:rPr>
-                <w:rFonts w:ascii="FangSong_GB2312" w:hAnsi="FangSong_GB2312" w:eastAsia="FangSong_GB2312" w:cs="FangSong_GB2312"/>
+                <w:rFonts w:ascii="Songti SC" w:hAnsi="Songti SC" w:eastAsia="Songti SC" w:cs="Songti SC"/>
                 <w:b w:val="0"/>
                 <w:sz w:val="18"/>
               </w:rPr>
-              <w:t>115200 扩展回归</w:t>
+              <w:t>历史独立外部回归</w:t>
             </w:r>
           </w:p>
         </w:tc>
@@ -4532,11 +4778,11 @@
             <w:r/>
             <w:r>
               <w:rPr>
-                <w:rFonts w:ascii="FangSong_GB2312" w:hAnsi="FangSong_GB2312" w:eastAsia="FangSong_GB2312" w:cs="FangSong_GB2312"/>
+                <w:rFonts w:ascii="Songti SC" w:hAnsi="Songti SC" w:eastAsia="Songti SC" w:cs="Songti SC"/>
                 <w:b w:val="0"/>
                 <w:sz w:val="18"/>
               </w:rPr>
-              <w:t>10</w:t>
+              <w:t>9</w:t>
             </w:r>
           </w:p>
         </w:tc>
@@ -4558,7 +4804,33 @@
             <w:r/>
             <w:r>
               <w:rPr>
-                <w:rFonts w:ascii="FangSong_GB2312" w:hAnsi="FangSong_GB2312" w:eastAsia="FangSong_GB2312" w:cs="FangSong_GB2312"/>
+                <w:rFonts w:ascii="Songti SC" w:hAnsi="Songti SC" w:eastAsia="Songti SC" w:cs="Songti SC"/>
+                <w:b w:val="0"/>
+                <w:sz w:val="18"/>
+              </w:rPr>
+              <w:t>9</w:t>
+            </w:r>
+          </w:p>
+        </w:tc>
+        <w:tc>
+          <w:tcPr>
+            <w:tcW w:type="dxa" w:w="1445"/>
+            <w:vAlign w:val="center"/>
+            <w:tcMar>
+              <w:top w:w="80" w:type="dxa"/>
+              <w:start w:w="120" w:type="dxa"/>
+              <w:bottom w:w="80" w:type="dxa"/>
+              <w:end w:w="120" w:type="dxa"/>
+            </w:tcMar>
+          </w:tcPr>
+          <w:p>
+            <w:pPr>
+              <w:spacing w:after="0"/>
+            </w:pPr>
+            <w:r/>
+            <w:r>
+              <w:rPr>
+                <w:rFonts w:ascii="Songti SC" w:hAnsi="Songti SC" w:eastAsia="Songti SC" w:cs="Songti SC"/>
                 <w:b w:val="0"/>
                 <w:sz w:val="18"/>
               </w:rPr>
@@ -4584,11 +4856,11 @@
             <w:r/>
             <w:r>
               <w:rPr>
-                <w:rFonts w:ascii="FangSong_GB2312" w:hAnsi="FangSong_GB2312" w:eastAsia="FangSong_GB2312" w:cs="FangSong_GB2312"/>
+                <w:rFonts w:ascii="Songti SC" w:hAnsi="Songti SC" w:eastAsia="Songti SC" w:cs="Songti SC"/>
                 <w:b w:val="0"/>
                 <w:sz w:val="18"/>
               </w:rPr>
-              <w:t>10</w:t>
+              <w:t>9 historical/exploratory</w:t>
             </w:r>
           </w:p>
         </w:tc>
@@ -4610,33 +4882,7 @@
             <w:r/>
             <w:r>
               <w:rPr>
-                <w:rFonts w:ascii="FangSong_GB2312" w:hAnsi="FangSong_GB2312" w:eastAsia="FangSong_GB2312" w:cs="FangSong_GB2312"/>
-                <w:b w:val="0"/>
-                <w:sz w:val="18"/>
-              </w:rPr>
-              <w:t>0</w:t>
-            </w:r>
-          </w:p>
-        </w:tc>
-        <w:tc>
-          <w:tcPr>
-            <w:tcW w:type="dxa" w:w="1445"/>
-            <w:vAlign w:val="center"/>
-            <w:tcMar>
-              <w:top w:w="80" w:type="dxa"/>
-              <w:start w:w="120" w:type="dxa"/>
-              <w:bottom w:w="80" w:type="dxa"/>
-              <w:end w:w="120" w:type="dxa"/>
-            </w:tcMar>
-          </w:tcPr>
-          <w:p>
-            <w:pPr>
-              <w:spacing w:after="0"/>
-            </w:pPr>
-            <w:r/>
-            <w:r>
-              <w:rPr>
-                <w:rFonts w:ascii="FangSong_GB2312" w:hAnsi="FangSong_GB2312" w:eastAsia="FangSong_GB2312" w:cs="FangSong_GB2312"/>
+                <w:rFonts w:ascii="Songti SC" w:hAnsi="Songti SC" w:eastAsia="Songti SC" w:cs="Songti SC"/>
                 <w:b w:val="0"/>
                 <w:sz w:val="18"/>
               </w:rPr>
@@ -4664,7 +4910,7 @@
             <w:r/>
             <w:r>
               <w:rPr>
-                <w:rFonts w:ascii="FangSong_GB2312" w:hAnsi="FangSong_GB2312" w:eastAsia="FangSong_GB2312" w:cs="FangSong_GB2312"/>
+                <w:rFonts w:ascii="Songti SC" w:hAnsi="Songti SC" w:eastAsia="Songti SC" w:cs="Songti SC"/>
                 <w:b w:val="0"/>
                 <w:sz w:val="18"/>
               </w:rPr>
@@ -4690,11 +4936,11 @@
             <w:r/>
             <w:r>
               <w:rPr>
-                <w:rFonts w:ascii="FangSong_GB2312" w:hAnsi="FangSong_GB2312" w:eastAsia="FangSong_GB2312" w:cs="FangSong_GB2312"/>
+                <w:rFonts w:ascii="Songti SC" w:hAnsi="Songti SC" w:eastAsia="Songti SC" w:cs="Songti SC"/>
                 <w:b w:val="0"/>
                 <w:sz w:val="18"/>
               </w:rPr>
-              <w:t>19</w:t>
+              <w:t>20</w:t>
             </w:r>
           </w:p>
         </w:tc>
@@ -4716,7 +4962,7 @@
             <w:r/>
             <w:r>
               <w:rPr>
-                <w:rFonts w:ascii="FangSong_GB2312" w:hAnsi="FangSong_GB2312" w:eastAsia="FangSong_GB2312" w:cs="FangSong_GB2312"/>
+                <w:rFonts w:ascii="Songti SC" w:hAnsi="Songti SC" w:eastAsia="Songti SC" w:cs="Songti SC"/>
                 <w:b w:val="0"/>
                 <w:sz w:val="18"/>
               </w:rPr>
@@ -4742,11 +4988,11 @@
             <w:r/>
             <w:r>
               <w:rPr>
-                <w:rFonts w:ascii="FangSong_GB2312" w:hAnsi="FangSong_GB2312" w:eastAsia="FangSong_GB2312" w:cs="FangSong_GB2312"/>
+                <w:rFonts w:ascii="Songti SC" w:hAnsi="Songti SC" w:eastAsia="Songti SC" w:cs="Songti SC"/>
                 <w:b w:val="0"/>
                 <w:sz w:val="18"/>
               </w:rPr>
-              <w:t>19</w:t>
+              <w:t>20</w:t>
             </w:r>
           </w:p>
         </w:tc>
@@ -4768,7 +5014,7 @@
             <w:r/>
             <w:r>
               <w:rPr>
-                <w:rFonts w:ascii="FangSong_GB2312" w:hAnsi="FangSong_GB2312" w:eastAsia="FangSong_GB2312" w:cs="FangSong_GB2312"/>
+                <w:rFonts w:ascii="Songti SC" w:hAnsi="Songti SC" w:eastAsia="Songti SC" w:cs="Songti SC"/>
                 <w:b w:val="0"/>
                 <w:sz w:val="18"/>
               </w:rPr>
@@ -4794,7 +5040,7 @@
             <w:r/>
             <w:r>
               <w:rPr>
-                <w:rFonts w:ascii="FangSong_GB2312" w:hAnsi="FangSong_GB2312" w:eastAsia="FangSong_GB2312" w:cs="FangSong_GB2312"/>
+                <w:rFonts w:ascii="Songti SC" w:hAnsi="Songti SC" w:eastAsia="Songti SC" w:cs="Songti SC"/>
                 <w:b w:val="0"/>
                 <w:sz w:val="18"/>
               </w:rPr>
@@ -4823,7 +5069,7 @@
       </w:pPr>
       <w:r>
         <w:rPr>
-          <w:rFonts w:ascii="FangSong_GB2312" w:hAnsi="FangSong_GB2312" w:eastAsia="FangSong_GB2312" w:cs="FangSong_GB2312"/>
+          <w:rFonts w:ascii="Songti SC" w:hAnsi="Songti SC" w:eastAsia="Songti SC" w:cs="Songti SC"/>
           <w:b w:val="0"/>
           <w:sz w:val="22"/>
         </w:rPr>
@@ -4844,7 +5090,7 @@
       </w:pPr>
       <w:r>
         <w:rPr>
-          <w:rFonts w:ascii="FangSong_GB2312" w:hAnsi="FangSong_GB2312" w:eastAsia="FangSong_GB2312" w:cs="FangSong_GB2312"/>
+          <w:rFonts w:ascii="Songti SC" w:hAnsi="Songti SC" w:eastAsia="Songti SC" w:cs="Songti SC"/>
           <w:b w:val="0"/>
           <w:sz w:val="22"/>
         </w:rPr>
@@ -4887,7 +5133,7 @@
             <w:r/>
             <w:r>
               <w:rPr>
-                <w:rFonts w:ascii="FangSong_GB2312" w:hAnsi="FangSong_GB2312" w:eastAsia="FangSong_GB2312" w:cs="FangSong_GB2312"/>
+                <w:rFonts w:ascii="Songti SC" w:hAnsi="Songti SC" w:eastAsia="Songti SC" w:cs="Songti SC"/>
                 <w:b/>
                 <w:sz w:val="18"/>
               </w:rPr>
@@ -4914,7 +5160,7 @@
             <w:r/>
             <w:r>
               <w:rPr>
-                <w:rFonts w:ascii="FangSong_GB2312" w:hAnsi="FangSong_GB2312" w:eastAsia="FangSong_GB2312" w:cs="FangSong_GB2312"/>
+                <w:rFonts w:ascii="Songti SC" w:hAnsi="Songti SC" w:eastAsia="Songti SC" w:cs="Songti SC"/>
                 <w:b/>
                 <w:sz w:val="18"/>
               </w:rPr>
@@ -4941,7 +5187,7 @@
             <w:r/>
             <w:r>
               <w:rPr>
-                <w:rFonts w:ascii="FangSong_GB2312" w:hAnsi="FangSong_GB2312" w:eastAsia="FangSong_GB2312" w:cs="FangSong_GB2312"/>
+                <w:rFonts w:ascii="Songti SC" w:hAnsi="Songti SC" w:eastAsia="Songti SC" w:cs="Songti SC"/>
                 <w:b/>
                 <w:sz w:val="18"/>
               </w:rPr>
@@ -4969,7 +5215,7 @@
             <w:r/>
             <w:r>
               <w:rPr>
-                <w:rFonts w:ascii="FangSong_GB2312" w:hAnsi="FangSong_GB2312" w:eastAsia="FangSong_GB2312" w:cs="FangSong_GB2312"/>
+                <w:rFonts w:ascii="Songti SC" w:hAnsi="Songti SC" w:eastAsia="Songti SC" w:cs="Songti SC"/>
                 <w:b w:val="0"/>
                 <w:sz w:val="18"/>
               </w:rPr>
@@ -4995,11 +5241,11 @@
             <w:r/>
             <w:r>
               <w:rPr>
-                <w:rFonts w:ascii="FangSong_GB2312" w:hAnsi="FangSong_GB2312" w:eastAsia="FangSong_GB2312" w:cs="FangSong_GB2312"/>
+                <w:rFonts w:ascii="Songti SC" w:hAnsi="Songti SC" w:eastAsia="Songti SC" w:cs="Songti SC"/>
                 <w:b w:val="0"/>
                 <w:sz w:val="18"/>
               </w:rPr>
-              <w:t>9600 STC-01～10 与外部 9 用例</w:t>
+              <w:t>VC709/690T 9600 与 115200 各 STC-01～10；历史外部 9 用例</w:t>
             </w:r>
           </w:p>
         </w:tc>
@@ -5021,11 +5267,11 @@
             <w:r/>
             <w:r>
               <w:rPr>
-                <w:rFonts w:ascii="FangSong_GB2312" w:hAnsi="FangSong_GB2312" w:eastAsia="FangSong_GB2312" w:cs="FangSong_GB2312"/>
+                <w:rFonts w:ascii="Songti SC" w:hAnsi="Songti SC" w:eastAsia="Songti SC" w:cs="Songti SC"/>
                 <w:b w:val="0"/>
                 <w:sz w:val="18"/>
               </w:rPr>
-              <w:t>historical/exploratory 已执行；115200 未执行；不是批准测试</w:t>
+              <w:t>当前两组均 exploratory 已执行；不是批准测试</w:t>
             </w:r>
           </w:p>
         </w:tc>
@@ -5049,7 +5295,7 @@
             <w:r/>
             <w:r>
               <w:rPr>
-                <w:rFonts w:ascii="FangSong_GB2312" w:hAnsi="FangSong_GB2312" w:eastAsia="FangSong_GB2312" w:cs="FangSong_GB2312"/>
+                <w:rFonts w:ascii="Songti SC" w:hAnsi="Songti SC" w:eastAsia="Songti SC" w:cs="Songti SC"/>
                 <w:b w:val="0"/>
                 <w:sz w:val="18"/>
               </w:rPr>
@@ -5075,11 +5321,11 @@
             <w:r/>
             <w:r>
               <w:rPr>
-                <w:rFonts w:ascii="FangSong_GB2312" w:hAnsi="FangSong_GB2312" w:eastAsia="FangSong_GB2312" w:cs="FangSong_GB2312"/>
+                <w:rFonts w:ascii="Songti SC" w:hAnsi="Songti SC" w:eastAsia="Songti SC" w:cs="Songti SC"/>
                 <w:b w:val="0"/>
                 <w:sz w:val="18"/>
               </w:rPr>
-              <w:t>K70T 历史内部 100 MHz STA、资源报告</w:t>
+              <w:t>VC709/690T route 后 STA、资源、methodology/CDC/DRC</w:t>
             </w:r>
           </w:p>
         </w:tc>
@@ -5101,11 +5347,11 @@
             <w:r/>
             <w:r>
               <w:rPr>
-                <w:rFonts w:ascii="FangSong_GB2312" w:hAnsi="FangSong_GB2312" w:eastAsia="FangSong_GB2312" w:cs="FangSong_GB2312"/>
+                <w:rFonts w:ascii="Songti SC" w:hAnsi="Songti SC" w:eastAsia="Songti SC" w:cs="Songti SC"/>
                 <w:b w:val="0"/>
                 <w:sz w:val="18"/>
               </w:rPr>
-              <w:t>不支持 690T；I/O、温压和实现后余量未闭合</w:t>
+              <w:t>支持当前候选内部实现；异步 I/O、温压、板测和批准未闭合</w:t>
             </w:r>
           </w:p>
         </w:tc>
@@ -5129,7 +5375,7 @@
             <w:r/>
             <w:r>
               <w:rPr>
-                <w:rFonts w:ascii="FangSong_GB2312" w:hAnsi="FangSong_GB2312" w:eastAsia="FangSong_GB2312" w:cs="FangSong_GB2312"/>
+                <w:rFonts w:ascii="Songti SC" w:hAnsi="Songti SC" w:eastAsia="Songti SC" w:cs="Songti SC"/>
                 <w:b w:val="0"/>
                 <w:sz w:val="18"/>
               </w:rPr>
@@ -5155,7 +5401,7 @@
             <w:r/>
             <w:r>
               <w:rPr>
-                <w:rFonts w:ascii="FangSong_GB2312" w:hAnsi="FangSong_GB2312" w:eastAsia="FangSong_GB2312" w:cs="FangSong_GB2312"/>
+                <w:rFonts w:ascii="Songti SC" w:hAnsi="Songti SC" w:eastAsia="Songti SC" w:cs="Songti SC"/>
                 <w:b w:val="0"/>
                 <w:sz w:val="18"/>
               </w:rPr>
@@ -5181,7 +5427,7 @@
             <w:r/>
             <w:r>
               <w:rPr>
-                <w:rFonts w:ascii="FangSong_GB2312" w:hAnsi="FangSong_GB2312" w:eastAsia="FangSong_GB2312" w:cs="FangSong_GB2312"/>
+                <w:rFonts w:ascii="Songti SC" w:hAnsi="Songti SC" w:eastAsia="Songti SC" w:cs="Songti SC"/>
                 <w:b w:val="0"/>
                 <w:sz w:val="18"/>
               </w:rPr>
@@ -5209,7 +5455,7 @@
             <w:r/>
             <w:r>
               <w:rPr>
-                <w:rFonts w:ascii="FangSong_GB2312" w:hAnsi="FangSong_GB2312" w:eastAsia="FangSong_GB2312" w:cs="FangSong_GB2312"/>
+                <w:rFonts w:ascii="Songti SC" w:hAnsi="Songti SC" w:eastAsia="Songti SC" w:cs="Songti SC"/>
                 <w:b w:val="0"/>
                 <w:sz w:val="18"/>
               </w:rPr>
@@ -5235,7 +5481,7 @@
             <w:r/>
             <w:r>
               <w:rPr>
-                <w:rFonts w:ascii="FangSong_GB2312" w:hAnsi="FangSong_GB2312" w:eastAsia="FangSong_GB2312" w:cs="FangSong_GB2312"/>
+                <w:rFonts w:ascii="Songti SC" w:hAnsi="Songti SC" w:eastAsia="Songti SC" w:cs="Songti SC"/>
                 <w:b w:val="0"/>
                 <w:sz w:val="18"/>
               </w:rPr>
@@ -5261,7 +5507,7 @@
             <w:r/>
             <w:r>
               <w:rPr>
-                <w:rFonts w:ascii="FangSong_GB2312" w:hAnsi="FangSong_GB2312" w:eastAsia="FangSong_GB2312" w:cs="FangSong_GB2312"/>
+                <w:rFonts w:ascii="Songti SC" w:hAnsi="Songti SC" w:eastAsia="Songti SC" w:cs="Songti SC"/>
                 <w:b w:val="0"/>
                 <w:sz w:val="18"/>
               </w:rPr>
@@ -5289,7 +5535,7 @@
             <w:r/>
             <w:r>
               <w:rPr>
-                <w:rFonts w:ascii="FangSong_GB2312" w:hAnsi="FangSong_GB2312" w:eastAsia="FangSong_GB2312" w:cs="FangSong_GB2312"/>
+                <w:rFonts w:ascii="Songti SC" w:hAnsi="Songti SC" w:eastAsia="Songti SC" w:cs="Songti SC"/>
                 <w:b w:val="0"/>
                 <w:sz w:val="18"/>
               </w:rPr>
@@ -5315,7 +5561,7 @@
             <w:r/>
             <w:r>
               <w:rPr>
-                <w:rFonts w:ascii="FangSong_GB2312" w:hAnsi="FangSong_GB2312" w:eastAsia="FangSong_GB2312" w:cs="FangSong_GB2312"/>
+                <w:rFonts w:ascii="Songti SC" w:hAnsi="Songti SC" w:eastAsia="Songti SC" w:cs="Songti SC"/>
                 <w:b w:val="0"/>
                 <w:sz w:val="18"/>
               </w:rPr>
@@ -5341,7 +5587,7 @@
             <w:r/>
             <w:r>
               <w:rPr>
-                <w:rFonts w:ascii="FangSong_GB2312" w:hAnsi="FangSong_GB2312" w:eastAsia="FangSong_GB2312" w:cs="FangSong_GB2312"/>
+                <w:rFonts w:ascii="Songti SC" w:hAnsi="Songti SC" w:eastAsia="Songti SC" w:cs="Songti SC"/>
                 <w:b w:val="0"/>
                 <w:sz w:val="18"/>
               </w:rPr>
@@ -5369,7 +5615,7 @@
             <w:r/>
             <w:r>
               <w:rPr>
-                <w:rFonts w:ascii="FangSong_GB2312" w:hAnsi="FangSong_GB2312" w:eastAsia="FangSong_GB2312" w:cs="FangSong_GB2312"/>
+                <w:rFonts w:ascii="Songti SC" w:hAnsi="Songti SC" w:eastAsia="Songti SC" w:cs="Songti SC"/>
                 <w:b w:val="0"/>
                 <w:sz w:val="18"/>
               </w:rPr>
@@ -5395,7 +5641,7 @@
             <w:r/>
             <w:r>
               <w:rPr>
-                <w:rFonts w:ascii="FangSong_GB2312" w:hAnsi="FangSong_GB2312" w:eastAsia="FangSong_GB2312" w:cs="FangSong_GB2312"/>
+                <w:rFonts w:ascii="Songti SC" w:hAnsi="Songti SC" w:eastAsia="Songti SC" w:cs="Songti SC"/>
                 <w:b w:val="0"/>
                 <w:sz w:val="18"/>
               </w:rPr>
@@ -5421,7 +5667,7 @@
             <w:r/>
             <w:r>
               <w:rPr>
-                <w:rFonts w:ascii="FangSong_GB2312" w:hAnsi="FangSong_GB2312" w:eastAsia="FangSong_GB2312" w:cs="FangSong_GB2312"/>
+                <w:rFonts w:ascii="Songti SC" w:hAnsi="Songti SC" w:eastAsia="Songti SC" w:cs="Songti SC"/>
                 <w:b w:val="0"/>
                 <w:sz w:val="18"/>
               </w:rPr>
@@ -5449,7 +5695,7 @@
             <w:r/>
             <w:r>
               <w:rPr>
-                <w:rFonts w:ascii="FangSong_GB2312" w:hAnsi="FangSong_GB2312" w:eastAsia="FangSong_GB2312" w:cs="FangSong_GB2312"/>
+                <w:rFonts w:ascii="Songti SC" w:hAnsi="Songti SC" w:eastAsia="Songti SC" w:cs="Songti SC"/>
                 <w:b w:val="0"/>
                 <w:sz w:val="18"/>
               </w:rPr>
@@ -5475,7 +5721,7 @@
             <w:r/>
             <w:r>
               <w:rPr>
-                <w:rFonts w:ascii="FangSong_GB2312" w:hAnsi="FangSong_GB2312" w:eastAsia="FangSong_GB2312" w:cs="FangSong_GB2312"/>
+                <w:rFonts w:ascii="Songti SC" w:hAnsi="Songti SC" w:eastAsia="Songti SC" w:cs="Songti SC"/>
                 <w:b w:val="0"/>
                 <w:sz w:val="18"/>
               </w:rPr>
@@ -5501,11 +5747,11 @@
             <w:r/>
             <w:r>
               <w:rPr>
-                <w:rFonts w:ascii="FangSong_GB2312" w:hAnsi="FangSong_GB2312" w:eastAsia="FangSong_GB2312" w:cs="FangSong_GB2312"/>
+                <w:rFonts w:ascii="Songti SC" w:hAnsi="Songti SC" w:eastAsia="Songti SC" w:cs="Songti SC"/>
                 <w:b w:val="0"/>
                 <w:sz w:val="18"/>
               </w:rPr>
-              <w:t>板卡、接口、电气、仪器和批准输入缺失；阻塞</w:t>
+              <w:t>XTP213/Master XDC 已归档复核；无实物板卡修订确认、仪器、已批 bitstream 和批准输入，仍阻塞</w:t>
             </w:r>
           </w:p>
         </w:tc>
@@ -5530,7 +5776,7 @@
       </w:pPr>
       <w:r>
         <w:rPr>
-          <w:rFonts w:ascii="FangSong_GB2312" w:hAnsi="FangSong_GB2312" w:eastAsia="FangSong_GB2312" w:cs="FangSong_GB2312"/>
+          <w:rFonts w:ascii="Songti SC" w:hAnsi="Songti SC" w:eastAsia="Songti SC" w:cs="Songti SC"/>
           <w:b w:val="0"/>
           <w:sz w:val="22"/>
         </w:rPr>
@@ -5551,7 +5797,7 @@
       </w:pPr>
       <w:r>
         <w:rPr>
-          <w:rFonts w:ascii="FangSong_GB2312" w:hAnsi="FangSong_GB2312" w:eastAsia="FangSong_GB2312" w:cs="FangSong_GB2312"/>
+          <w:rFonts w:ascii="Songti SC" w:hAnsi="Songti SC" w:eastAsia="Songti SC" w:cs="Songti SC"/>
           <w:b w:val="0"/>
           <w:sz w:val="22"/>
         </w:rPr>
@@ -5580,11 +5826,28 @@
       </w:pPr>
       <w:r>
         <w:rPr>
-          <w:rFonts w:ascii="FangSong_GB2312" w:hAnsi="FangSong_GB2312" w:eastAsia="FangSong_GB2312" w:cs="FangSong_GB2312"/>
+          <w:rFonts w:ascii="Songti SC" w:hAnsi="Songti SC" w:eastAsia="Songti SC" w:cs="Songti SC"/>
           <w:b w:val="0"/>
           <w:sz w:val="22"/>
         </w:rPr>
-        <w:t>UART-ISS-009 的根因和修复已由全量动态回归旁证。其余主要缺口不是动态失败：CDC 工具报告、覆盖率、门级/SDF、完整板级约束和确认测试尚未完成。</w:t>
+        <w:t xml:space="preserve">UART-ISS-009 的根因和修复已由 9600/115200 全量动态回归旁证。当前 CDC 工具报告已生成且只出现两级同步器 Info；XTP213/Master XDC 已归档交叉核对，修订后 </w:t>
+      </w:r>
+      <w:r>
+        <w:rPr>
+          <w:rFonts w:ascii="Courier New" w:hAnsi="Courier New" w:eastAsia="Courier New" w:cs="Courier New"/>
+          <w:b w:val="0"/>
+          <w:color w:val="1F3A5F"/>
+          <w:sz w:val="21"/>
+        </w:rPr>
+        <w:t>DIFF_SSTL15</w:t>
+      </w:r>
+      <w:r>
+        <w:rPr>
+          <w:rFonts w:ascii="Songti SC" w:hAnsi="Songti SC" w:eastAsia="Songti SC" w:cs="Songti SC"/>
+          <w:b w:val="0"/>
+          <w:sz w:val="22"/>
+        </w:rPr>
+        <w:t xml:space="preserve"> 已通过 Mac→66 直连重跑。其余主要缺口是覆盖率、独立验证、门级/SDF 适用性、批准和实物确认。</w:t>
       </w:r>
     </w:p>
     <w:p>
@@ -5601,11 +5864,96 @@
       </w:pPr>
       <w:r>
         <w:rPr>
-          <w:rFonts w:ascii="FangSong_GB2312" w:hAnsi="FangSong_GB2312" w:eastAsia="FangSong_GB2312" w:cs="FangSong_GB2312"/>
+          <w:rFonts w:ascii="Songti SC" w:hAnsi="Songti SC" w:eastAsia="Songti SC" w:cs="Songti SC"/>
           <w:b w:val="0"/>
           <w:sz w:val="22"/>
         </w:rPr>
-        <w:t>历史 RTL/9600 输入满足已执行的功能、异常、±2% 容差和吞吐用例；K70T 历史综合为 63 LUT/70 FF、BRAM/DSP=0，内部 100 MHz STA 有正裕量。当前 XC7VX690T 目标仍缺精确 part 确认、115200 扩展回归、批准快照、独立审查、中等保证覆盖、批准 CDC 报告、I/O 时序、电气、板卡、强度/安全/功耗分析和实物测试。不能据此声明 690T 合格、GJB 符合、门审通过、基线建立、板级可用或可交付。</w:t>
+        <w:t xml:space="preserve">当前 VC709/690T 候选满足通过 Mac→66 直连执行的 9600/115200 功能、异常、±2% 容差和吞吐用例；修订后 </w:t>
+      </w:r>
+      <w:r>
+        <w:rPr>
+          <w:rFonts w:ascii="Courier New" w:hAnsi="Courier New" w:eastAsia="Courier New" w:cs="Courier New"/>
+          <w:b w:val="0"/>
+          <w:color w:val="1F3A5F"/>
+          <w:sz w:val="21"/>
+        </w:rPr>
+        <w:t>DIFF_SSTL15</w:t>
+      </w:r>
+      <w:r>
+        <w:rPr>
+          <w:rFonts w:ascii="Songti SC" w:hAnsi="Songti SC" w:eastAsia="Songti SC" w:cs="Songti SC"/>
+          <w:b w:val="0"/>
+          <w:sz w:val="22"/>
+        </w:rPr>
+        <w:t xml:space="preserve"> 实现为 55 LUT/62 FF、BRAM/DSP=0，100 MHz route 后 WNS 7.630 ns、WHS 0.093 ns，methodology/DRC 均 0 违规。本次明确 </w:t>
+      </w:r>
+      <w:r>
+        <w:rPr>
+          <w:rFonts w:ascii="Courier New" w:hAnsi="Courier New" w:eastAsia="Courier New" w:cs="Courier New"/>
+          <w:b w:val="0"/>
+          <w:color w:val="1F3A5F"/>
+          <w:sz w:val="21"/>
+        </w:rPr>
+        <w:t>stopBeforeBitstream=true</w:t>
+      </w:r>
+      <w:r>
+        <w:rPr>
+          <w:rFonts w:ascii="Songti SC" w:hAnsi="Songti SC" w:eastAsia="Songti SC" w:cs="Songti SC"/>
+          <w:b w:val="0"/>
+          <w:sz w:val="22"/>
+        </w:rPr>
+        <w:t xml:space="preserve">，Tcl 不含 </w:t>
+      </w:r>
+      <w:r>
+        <w:rPr>
+          <w:rFonts w:ascii="Courier New" w:hAnsi="Courier New" w:eastAsia="Courier New" w:cs="Courier New"/>
+          <w:b w:val="0"/>
+          <w:color w:val="1F3A5F"/>
+          <w:sz w:val="21"/>
+        </w:rPr>
+        <w:t>write_bitstream</w:t>
+      </w:r>
+      <w:r>
+        <w:rPr>
+          <w:rFonts w:ascii="Songti SC" w:hAnsi="Songti SC" w:eastAsia="Songti SC" w:cs="Songti SC"/>
+          <w:b w:val="0"/>
+          <w:sz w:val="22"/>
+        </w:rPr>
+        <w:t xml:space="preserve">，结果为 </w:t>
+      </w:r>
+      <w:r>
+        <w:rPr>
+          <w:rFonts w:ascii="Courier New" w:hAnsi="Courier New" w:eastAsia="Courier New" w:cs="Courier New"/>
+          <w:b w:val="0"/>
+          <w:color w:val="1F3A5F"/>
+          <w:sz w:val="21"/>
+        </w:rPr>
+        <w:t>bitstreamGenerated=false</w:t>
+      </w:r>
+      <w:r>
+        <w:rPr>
+          <w:rFonts w:ascii="Songti SC" w:hAnsi="Songti SC" w:eastAsia="Songti SC" w:cs="Songti SC"/>
+          <w:b w:val="0"/>
+          <w:sz w:val="22"/>
+        </w:rPr>
+        <w:t xml:space="preserve">，目录无 </w:t>
+      </w:r>
+      <w:r>
+        <w:rPr>
+          <w:rFonts w:ascii="Courier New" w:hAnsi="Courier New" w:eastAsia="Courier New" w:cs="Courier New"/>
+          <w:b w:val="0"/>
+          <w:color w:val="1F3A5F"/>
+          <w:sz w:val="21"/>
+        </w:rPr>
+        <w:t>.bit</w:t>
+      </w:r>
+      <w:r>
+        <w:rPr>
+          <w:rFonts w:ascii="Songti SC" w:hAnsi="Songti SC" w:eastAsia="Songti SC" w:cs="Songti SC"/>
+          <w:b w:val="0"/>
+          <w:sz w:val="22"/>
+        </w:rPr>
+        <w:t>。2026-08-27 的修订前包只保留为历史，不作为当前证据输入。仍缺批准快照、独立审查、中等保证覆盖、温压/强度/安全/功耗分析、已批码流和实物测试，不能据此声明 GJB 符合、门审通过、基线建立、板级可用或可交付。</w:t>
       </w:r>
     </w:p>
     <w:p>
@@ -5622,7 +5970,7 @@
       </w:pPr>
       <w:r>
         <w:rPr>
-          <w:rFonts w:ascii="FangSong_GB2312" w:hAnsi="FangSong_GB2312" w:eastAsia="FangSong_GB2312" w:cs="FangSong_GB2312"/>
+          <w:rFonts w:ascii="Songti SC" w:hAnsi="Songti SC" w:eastAsia="Songti SC" w:cs="Songti SC"/>
           <w:b w:val="0"/>
           <w:sz w:val="22"/>
         </w:rPr>
@@ -5647,7 +5995,7 @@
       </w:pPr>
       <w:r>
         <w:rPr>
-          <w:rFonts w:ascii="FangSong_GB2312" w:hAnsi="FangSong_GB2312" w:eastAsia="FangSong_GB2312" w:cs="FangSong_GB2312"/>
+          <w:rFonts w:ascii="Songti SC" w:hAnsi="Songti SC" w:eastAsia="Songti SC" w:cs="Songti SC"/>
           <w:b w:val="0"/>
           <w:sz w:val="22"/>
         </w:rPr>
@@ -5664,11 +6012,11 @@
       </w:pPr>
       <w:r>
         <w:rPr>
-          <w:rFonts w:ascii="FangSong_GB2312" w:hAnsi="FangSong_GB2312" w:eastAsia="FangSong_GB2312" w:cs="FangSong_GB2312"/>
+          <w:rFonts w:ascii="Songti SC" w:hAnsi="Songti SC" w:eastAsia="Songti SC" w:cs="Songti SC"/>
           <w:b w:val="0"/>
           <w:sz w:val="22"/>
         </w:rPr>
-        <w:t>先通过 Connector/Vivado 查询确认精确 XC7VX690T part，再对冻结快照执行 9600/115200 正式 CDC/RDC、Lint、覆盖和 XSim 回归；</w:t>
+        <w:t>将当前精确 XC7VX690T part/profile、9600/115200 XSim、CDC/RDC、综合和预码流实现转为经独立复核的冻结快照，并补充 Lint 与代码/功能覆盖；</w:t>
       </w:r>
     </w:p>
     <w:p>
@@ -5681,11 +6029,28 @@
       </w:pPr>
       <w:r>
         <w:rPr>
-          <w:rFonts w:ascii="FangSong_GB2312" w:hAnsi="FangSong_GB2312" w:eastAsia="FangSong_GB2312" w:cs="FangSong_GB2312"/>
+          <w:rFonts w:ascii="Songti SC" w:hAnsi="Songti SC" w:eastAsia="Songti SC" w:cs="Songti SC"/>
           <w:b w:val="0"/>
           <w:sz w:val="22"/>
         </w:rPr>
-        <w:t>取得板卡、引脚、电平、时序预算和仪器后编制 PLDSVTP/PLDSVTD 并执行确认测试；</w:t>
+        <w:t xml:space="preserve">独立复核修订后 </w:t>
+      </w:r>
+      <w:r>
+        <w:rPr>
+          <w:rFonts w:ascii="Courier New" w:hAnsi="Courier New" w:eastAsia="Courier New" w:cs="Courier New"/>
+          <w:b w:val="0"/>
+          <w:color w:val="1F3A5F"/>
+          <w:sz w:val="21"/>
+        </w:rPr>
+        <w:t>DIFF_SSTL15</w:t>
+      </w:r>
+      <w:r>
+        <w:rPr>
+          <w:rFonts w:ascii="Songti SC" w:hAnsi="Songti SC" w:eastAsia="Songti SC" w:cs="Songti SC"/>
+          <w:b w:val="0"/>
+          <w:sz w:val="22"/>
+        </w:rPr>
+        <w:t xml:space="preserve"> 的 direct evidence，确认实物板卡修订，取得已批 bitstream 和仪器后批准 PLDSVTP/PLDSVTD 并执行确认测试；</w:t>
       </w:r>
     </w:p>
     <w:p>
@@ -5698,7 +6063,7 @@
       </w:pPr>
       <w:r>
         <w:rPr>
-          <w:rFonts w:ascii="FangSong_GB2312" w:hAnsi="FangSong_GB2312" w:eastAsia="FangSong_GB2312" w:cs="FangSong_GB2312"/>
+          <w:rFonts w:ascii="Songti SC" w:hAnsi="Songti SC" w:eastAsia="Songti SC" w:cs="Songti SC"/>
           <w:b w:val="0"/>
           <w:sz w:val="22"/>
         </w:rPr>
@@ -5750,7 +6115,7 @@
             <w:r/>
             <w:r>
               <w:rPr>
-                <w:rFonts w:ascii="FangSong_GB2312" w:hAnsi="FangSong_GB2312" w:eastAsia="FangSong_GB2312" w:cs="FangSong_GB2312"/>
+                <w:rFonts w:ascii="Songti SC" w:hAnsi="Songti SC" w:eastAsia="Songti SC" w:cs="Songti SC"/>
                 <w:b/>
                 <w:sz w:val="18"/>
               </w:rPr>
@@ -5777,7 +6142,7 @@
             <w:r/>
             <w:r>
               <w:rPr>
-                <w:rFonts w:ascii="FangSong_GB2312" w:hAnsi="FangSong_GB2312" w:eastAsia="FangSong_GB2312" w:cs="FangSong_GB2312"/>
+                <w:rFonts w:ascii="Songti SC" w:hAnsi="Songti SC" w:eastAsia="Songti SC" w:cs="Songti SC"/>
                 <w:b/>
                 <w:sz w:val="18"/>
               </w:rPr>
@@ -5804,7 +6169,7 @@
             <w:r/>
             <w:r>
               <w:rPr>
-                <w:rFonts w:ascii="FangSong_GB2312" w:hAnsi="FangSong_GB2312" w:eastAsia="FangSong_GB2312" w:cs="FangSong_GB2312"/>
+                <w:rFonts w:ascii="Songti SC" w:hAnsi="Songti SC" w:eastAsia="Songti SC" w:cs="Songti SC"/>
                 <w:b/>
                 <w:sz w:val="18"/>
               </w:rPr>
@@ -5831,7 +6196,7 @@
             <w:r/>
             <w:r>
               <w:rPr>
-                <w:rFonts w:ascii="FangSong_GB2312" w:hAnsi="FangSong_GB2312" w:eastAsia="FangSong_GB2312" w:cs="FangSong_GB2312"/>
+                <w:rFonts w:ascii="Songti SC" w:hAnsi="Songti SC" w:eastAsia="Songti SC" w:cs="Songti SC"/>
                 <w:b/>
                 <w:sz w:val="18"/>
               </w:rPr>
@@ -5859,7 +6224,115 @@
             <w:r/>
             <w:r>
               <w:rPr>
-                <w:rFonts w:ascii="FangSong_GB2312" w:hAnsi="FangSong_GB2312" w:eastAsia="FangSong_GB2312" w:cs="FangSong_GB2312"/>
+                <w:rFonts w:ascii="Songti SC" w:hAnsi="Songti SC" w:eastAsia="Songti SC" w:cs="Songti SC"/>
+                <w:b w:val="0"/>
+                <w:sz w:val="18"/>
+              </w:rPr>
+              <w:t>精确 part 查询</w:t>
+            </w:r>
+          </w:p>
+        </w:tc>
+        <w:tc>
+          <w:tcPr>
+            <w:tcW w:type="dxa" w:w="1805"/>
+            <w:vAlign w:val="center"/>
+            <w:tcMar>
+              <w:top w:w="80" w:type="dxa"/>
+              <w:start w:w="120" w:type="dxa"/>
+              <w:bottom w:w="80" w:type="dxa"/>
+              <w:end w:w="120" w:type="dxa"/>
+            </w:tcMar>
+          </w:tcPr>
+          <w:p>
+            <w:pPr>
+              <w:spacing w:after="0"/>
+            </w:pPr>
+            <w:r/>
+            <w:r>
+              <w:rPr>
+                <w:rFonts w:ascii="Courier New" w:hAnsi="Courier New" w:eastAsia="Courier New" w:cs="Courier New"/>
+                <w:b w:val="0"/>
+                <w:color w:val="1F3A5F"/>
+                <w:sz w:val="17"/>
+              </w:rPr>
+              <w:t>vc709-query-direct-diff-sstl15-20260828</w:t>
+            </w:r>
+          </w:p>
+        </w:tc>
+        <w:tc>
+          <w:tcPr>
+            <w:tcW w:type="dxa" w:w="4059"/>
+            <w:vAlign w:val="center"/>
+            <w:tcMar>
+              <w:top w:w="80" w:type="dxa"/>
+              <w:start w:w="120" w:type="dxa"/>
+              <w:bottom w:w="80" w:type="dxa"/>
+              <w:end w:w="120" w:type="dxa"/>
+            </w:tcMar>
+          </w:tcPr>
+          <w:p>
+            <w:pPr>
+              <w:spacing w:after="0"/>
+            </w:pPr>
+            <w:r/>
+            <w:r>
+              <w:rPr>
+                <w:rFonts w:ascii="Courier New" w:hAnsi="Courier New" w:eastAsia="Courier New" w:cs="Courier New"/>
+                <w:b w:val="0"/>
+                <w:color w:val="1F3A5F"/>
+                <w:sz w:val="17"/>
+              </w:rPr>
+              <w:t>evidence/vc709-prebit-20260828-diff-sstl15/query/</w:t>
+            </w:r>
+          </w:p>
+        </w:tc>
+        <w:tc>
+          <w:tcPr>
+            <w:tcW w:type="dxa" w:w="1807"/>
+            <w:vAlign w:val="center"/>
+            <w:tcMar>
+              <w:top w:w="80" w:type="dxa"/>
+              <w:start w:w="120" w:type="dxa"/>
+              <w:bottom w:w="80" w:type="dxa"/>
+              <w:end w:w="120" w:type="dxa"/>
+            </w:tcMar>
+          </w:tcPr>
+          <w:p>
+            <w:pPr>
+              <w:spacing w:after="0"/>
+            </w:pPr>
+            <w:r/>
+            <w:r>
+              <w:rPr>
+                <w:rFonts w:ascii="Songti SC" w:hAnsi="Songti SC" w:eastAsia="Songti SC" w:cs="Songti SC"/>
+                <w:b w:val="0"/>
+                <w:sz w:val="18"/>
+              </w:rPr>
+              <w:t>succeeded/direct exploratory</w:t>
+            </w:r>
+          </w:p>
+        </w:tc>
+      </w:tr>
+      <w:tr>
+        <w:tc>
+          <w:tcPr>
+            <w:tcW w:type="dxa" w:w="1354"/>
+            <w:vAlign w:val="center"/>
+            <w:tcMar>
+              <w:top w:w="80" w:type="dxa"/>
+              <w:start w:w="120" w:type="dxa"/>
+              <w:bottom w:w="80" w:type="dxa"/>
+              <w:end w:w="120" w:type="dxa"/>
+            </w:tcMar>
+          </w:tcPr>
+          <w:p>
+            <w:pPr>
+              <w:spacing w:after="0"/>
+            </w:pPr>
+            <w:r/>
+            <w:r>
+              <w:rPr>
+                <w:rFonts w:ascii="Songti SC" w:hAnsi="Songti SC" w:eastAsia="Songti SC" w:cs="Songti SC"/>
                 <w:b w:val="0"/>
                 <w:sz w:val="18"/>
               </w:rPr>
@@ -5890,7 +6363,7 @@
                 <w:color w:val="1F3A5F"/>
                 <w:sz w:val="17"/>
               </w:rPr>
-              <w:t>job-validate_sources_323de487-9b1f-4cb6-ba7a-3f0666f79ded</w:t>
+              <w:t>vc709-validate-direct-diff-sstl15-20260828</w:t>
             </w:r>
           </w:p>
         </w:tc>
@@ -5917,7 +6390,15 @@
                 <w:color w:val="1F3A5F"/>
                 <w:sz w:val="17"/>
               </w:rPr>
-              <w:t>715874350534b6548fd51583afd32a46f0add8f3ea387d9af8192f4a224681a3</w:t>
+              <w:t>validate/validation-result.json</w:t>
+            </w:r>
+            <w:r>
+              <w:rPr>
+                <w:rFonts w:ascii="Songti SC" w:hAnsi="Songti SC" w:eastAsia="Songti SC" w:cs="Songti SC"/>
+                <w:b w:val="0"/>
+                <w:sz w:val="18"/>
+              </w:rPr>
+              <w:t xml:space="preserve"> + 输入清单</w:t>
             </w:r>
           </w:p>
         </w:tc>
@@ -5939,11 +6420,11 @@
             <w:r/>
             <w:r>
               <w:rPr>
-                <w:rFonts w:ascii="FangSong_GB2312" w:hAnsi="FangSong_GB2312" w:eastAsia="FangSong_GB2312" w:cs="FangSong_GB2312"/>
+                <w:rFonts w:ascii="Songti SC" w:hAnsi="Songti SC" w:eastAsia="Songti SC" w:cs="Songti SC"/>
                 <w:b w:val="0"/>
                 <w:sz w:val="18"/>
               </w:rPr>
-              <w:t>succeeded/exploratory</w:t>
+              <w:t>succeeded/direct exploratory</w:t>
             </w:r>
           </w:p>
         </w:tc>
@@ -5967,11 +6448,11 @@
             <w:r/>
             <w:r>
               <w:rPr>
-                <w:rFonts w:ascii="FangSong_GB2312" w:hAnsi="FangSong_GB2312" w:eastAsia="FangSong_GB2312" w:cs="FangSong_GB2312"/>
+                <w:rFonts w:ascii="Songti SC" w:hAnsi="Songti SC" w:eastAsia="Songti SC" w:cs="Songti SC"/>
                 <w:b w:val="0"/>
                 <w:sz w:val="18"/>
               </w:rPr>
-              <w:t>Golden 10 用例 XSim</w:t>
+              <w:t>9600 XSim</w:t>
             </w:r>
           </w:p>
         </w:tc>
@@ -5998,7 +6479,7 @@
                 <w:color w:val="1F3A5F"/>
                 <w:sz w:val="17"/>
               </w:rPr>
-              <w:t>job-simulate_7dfd3075-1c83-4e08-aa6c-b9f32bc595d4</w:t>
+              <w:t>vc709-sim-9600-direct-20260828</w:t>
             </w:r>
           </w:p>
         </w:tc>
@@ -6025,7 +6506,15 @@
                 <w:color w:val="1F3A5F"/>
                 <w:sz w:val="17"/>
               </w:rPr>
-              <w:t>eb7dc0991242766ddb33173af21eb72c3e0e883a29bfdfaf640ee2de45acf4d0</w:t>
+              <w:t>sim-9600/simulation-result.json</w:t>
+            </w:r>
+            <w:r>
+              <w:rPr>
+                <w:rFonts w:ascii="Songti SC" w:hAnsi="Songti SC" w:eastAsia="Songti SC" w:cs="Songti SC"/>
+                <w:b w:val="0"/>
+                <w:sz w:val="18"/>
+              </w:rPr>
+              <w:t xml:space="preserve"> + stdout</w:t>
             </w:r>
           </w:p>
         </w:tc>
@@ -6047,11 +6536,11 @@
             <w:r/>
             <w:r>
               <w:rPr>
-                <w:rFonts w:ascii="FangSong_GB2312" w:hAnsi="FangSong_GB2312" w:eastAsia="FangSong_GB2312" w:cs="FangSong_GB2312"/>
+                <w:rFonts w:ascii="Songti SC" w:hAnsi="Songti SC" w:eastAsia="Songti SC" w:cs="Songti SC"/>
                 <w:b w:val="0"/>
                 <w:sz w:val="18"/>
               </w:rPr>
-              <w:t>succeeded/exploratory</w:t>
+              <w:t>10/10 succeeded/direct exploratory</w:t>
             </w:r>
           </w:p>
         </w:tc>
@@ -6075,11 +6564,11 @@
             <w:r/>
             <w:r>
               <w:rPr>
-                <w:rFonts w:ascii="FangSong_GB2312" w:hAnsi="FangSong_GB2312" w:eastAsia="FangSong_GB2312" w:cs="FangSong_GB2312"/>
+                <w:rFonts w:ascii="Songti SC" w:hAnsi="Songti SC" w:eastAsia="Songti SC" w:cs="Songti SC"/>
                 <w:b w:val="0"/>
                 <w:sz w:val="18"/>
               </w:rPr>
-              <w:t>外部 9 用例 XSim</w:t>
+              <w:t>115200 XSim</w:t>
             </w:r>
           </w:p>
         </w:tc>
@@ -6106,7 +6595,7 @@
                 <w:color w:val="1F3A5F"/>
                 <w:sz w:val="17"/>
               </w:rPr>
-              <w:t>job-simulate_e9f56ba1-4363-4b7c-a3fb-74f46fddc705</w:t>
+              <w:t>vc709-sim-115200-direct-20260828</w:t>
             </w:r>
           </w:p>
         </w:tc>
@@ -6133,7 +6622,15 @@
                 <w:color w:val="1F3A5F"/>
                 <w:sz w:val="17"/>
               </w:rPr>
-              <w:t>11eace477b6f35f98b8130472f3d140ea8d0f9f1f14c77ef6e02224dc377d428</w:t>
+              <w:t>sim-115200/simulation-result.json</w:t>
+            </w:r>
+            <w:r>
+              <w:rPr>
+                <w:rFonts w:ascii="Songti SC" w:hAnsi="Songti SC" w:eastAsia="Songti SC" w:cs="Songti SC"/>
+                <w:b w:val="0"/>
+                <w:sz w:val="18"/>
+              </w:rPr>
+              <w:t xml:space="preserve"> + stdout</w:t>
             </w:r>
           </w:p>
         </w:tc>
@@ -6155,11 +6652,11 @@
             <w:r/>
             <w:r>
               <w:rPr>
-                <w:rFonts w:ascii="FangSong_GB2312" w:hAnsi="FangSong_GB2312" w:eastAsia="FangSong_GB2312" w:cs="FangSong_GB2312"/>
+                <w:rFonts w:ascii="Songti SC" w:hAnsi="Songti SC" w:eastAsia="Songti SC" w:cs="Songti SC"/>
                 <w:b w:val="0"/>
                 <w:sz w:val="18"/>
               </w:rPr>
-              <w:t>succeeded/exploratory</w:t>
+              <w:t>10/10 succeeded/direct exploratory</w:t>
             </w:r>
           </w:p>
         </w:tc>
@@ -6183,7 +6680,7 @@
             <w:r/>
             <w:r>
               <w:rPr>
-                <w:rFonts w:ascii="FangSong_GB2312" w:hAnsi="FangSong_GB2312" w:eastAsia="FangSong_GB2312" w:cs="FangSong_GB2312"/>
+                <w:rFonts w:ascii="Songti SC" w:hAnsi="Songti SC" w:eastAsia="Songti SC" w:cs="Songti SC"/>
                 <w:b w:val="0"/>
                 <w:sz w:val="18"/>
               </w:rPr>
@@ -6214,7 +6711,7 @@
                 <w:color w:val="1F3A5F"/>
                 <w:sz w:val="17"/>
               </w:rPr>
-              <w:t>job-synthesize_efdf80f1-09b3-4109-af45-4ecd6d6c8d94</w:t>
+              <w:t>vc709-synth-direct-diff-sstl15-20260828</w:t>
             </w:r>
           </w:p>
         </w:tc>
@@ -6236,20 +6733,20 @@
             <w:r/>
             <w:r>
               <w:rPr>
-                <w:rFonts w:ascii="FangSong_GB2312" w:hAnsi="FangSong_GB2312" w:eastAsia="FangSong_GB2312" w:cs="FangSong_GB2312"/>
-                <w:b w:val="0"/>
-                <w:sz w:val="18"/>
-              </w:rPr>
-              <w:t xml:space="preserve">resources </w:t>
-            </w:r>
-            <w:r>
-              <w:rPr>
                 <w:rFonts w:ascii="Courier New" w:hAnsi="Courier New" w:eastAsia="Courier New" w:cs="Courier New"/>
                 <w:b w:val="0"/>
                 <w:color w:val="1F3A5F"/>
                 <w:sz w:val="17"/>
               </w:rPr>
-              <w:t>d1791a9d474cc6ca6de4578d0194a4e3c973150f4fba312fdcc1397292e6efe2</w:t>
+              <w:t>synthesize/resources.rpt</w:t>
+            </w:r>
+            <w:r>
+              <w:rPr>
+                <w:rFonts w:ascii="Songti SC" w:hAnsi="Songti SC" w:eastAsia="Songti SC" w:cs="Songti SC"/>
+                <w:b w:val="0"/>
+                <w:sz w:val="18"/>
+              </w:rPr>
+              <w:t xml:space="preserve"> + result</w:t>
             </w:r>
           </w:p>
         </w:tc>
@@ -6271,11 +6768,11 @@
             <w:r/>
             <w:r>
               <w:rPr>
-                <w:rFonts w:ascii="FangSong_GB2312" w:hAnsi="FangSong_GB2312" w:eastAsia="FangSong_GB2312" w:cs="FangSong_GB2312"/>
+                <w:rFonts w:ascii="Songti SC" w:hAnsi="Songti SC" w:eastAsia="Songti SC" w:cs="Songti SC"/>
                 <w:b w:val="0"/>
                 <w:sz w:val="18"/>
               </w:rPr>
-              <w:t>succeeded/exploratory</w:t>
+              <w:t>succeeded/direct exploratory</w:t>
             </w:r>
           </w:p>
         </w:tc>
@@ -6299,11 +6796,11 @@
             <w:r/>
             <w:r>
               <w:rPr>
-                <w:rFonts w:ascii="FangSong_GB2312" w:hAnsi="FangSong_GB2312" w:eastAsia="FangSong_GB2312" w:cs="FangSong_GB2312"/>
+                <w:rFonts w:ascii="Songti SC" w:hAnsi="Songti SC" w:eastAsia="Songti SC" w:cs="Songti SC"/>
                 <w:b w:val="0"/>
                 <w:sz w:val="18"/>
               </w:rPr>
-              <w:t>正式 XDC 负向 implement</w:t>
+              <w:t>预码流 implement</w:t>
             </w:r>
           </w:p>
         </w:tc>
@@ -6330,7 +6827,7 @@
                 <w:color w:val="1F3A5F"/>
                 <w:sz w:val="17"/>
               </w:rPr>
-              <w:t>job-implement_fdeed65f-daa9-40cd-b2e2-1802313b4e6a</w:t>
+              <w:t>vc709-implement-prebit-diff-sstl15-20260828</w:t>
             </w:r>
           </w:p>
         </w:tc>
@@ -6352,37 +6849,20 @@
             <w:r/>
             <w:r>
               <w:rPr>
-                <w:rFonts w:ascii="FangSong_GB2312" w:hAnsi="FangSong_GB2312" w:eastAsia="FangSong_GB2312" w:cs="FangSong_GB2312"/>
-                <w:b w:val="0"/>
-                <w:sz w:val="18"/>
-              </w:rPr>
-              <w:t xml:space="preserve">STA </w:t>
-            </w:r>
-            <w:r>
-              <w:rPr>
                 <w:rFonts w:ascii="Courier New" w:hAnsi="Courier New" w:eastAsia="Courier New" w:cs="Courier New"/>
                 <w:b w:val="0"/>
                 <w:color w:val="1F3A5F"/>
                 <w:sz w:val="17"/>
               </w:rPr>
-              <w:t>ed4d0d6d6b29c4888e79b07d120c86858cd489a8a497cdbdd555b1e1a71d1ac0</w:t>
+              <w:t>implement-prebit/</w:t>
             </w:r>
             <w:r>
               <w:rPr>
-                <w:rFonts w:ascii="FangSong_GB2312" w:hAnsi="FangSong_GB2312" w:eastAsia="FangSong_GB2312" w:cs="FangSong_GB2312"/>
+                <w:rFonts w:ascii="Songti SC" w:hAnsi="Songti SC" w:eastAsia="Songti SC" w:cs="Songti SC"/>
                 <w:b w:val="0"/>
                 <w:sz w:val="18"/>
               </w:rPr>
-              <w:t xml:space="preserve">；result </w:t>
-            </w:r>
-            <w:r>
-              <w:rPr>
-                <w:rFonts w:ascii="Courier New" w:hAnsi="Courier New" w:eastAsia="Courier New" w:cs="Courier New"/>
-                <w:b w:val="0"/>
-                <w:color w:val="1F3A5F"/>
-                <w:sz w:val="17"/>
-              </w:rPr>
-              <w:t>c498fa9da6fa1bbf6c148cdc662cf419ae86e8ed7ccb9bfc55f3882dc11d9d8c</w:t>
+              <w:t xml:space="preserve"> methodology/CDC/DRC/STA/resources/result/input manifest</w:t>
             </w:r>
           </w:p>
         </w:tc>
@@ -6404,11 +6884,20 @@
             <w:r/>
             <w:r>
               <w:rPr>
-                <w:rFonts w:ascii="FangSong_GB2312" w:hAnsi="FangSong_GB2312" w:eastAsia="FangSong_GB2312" w:cs="FangSong_GB2312"/>
+                <w:rFonts w:ascii="Songti SC" w:hAnsi="Songti SC" w:eastAsia="Songti SC" w:cs="Songti SC"/>
                 <w:b w:val="0"/>
                 <w:sz w:val="18"/>
               </w:rPr>
-              <w:t>failed as expected；无 bitstream</w:t>
+              <w:t xml:space="preserve">succeeded/direct exploratory；无 </w:t>
+            </w:r>
+            <w:r>
+              <w:rPr>
+                <w:rFonts w:ascii="Courier New" w:hAnsi="Courier New" w:eastAsia="Courier New" w:cs="Courier New"/>
+                <w:b w:val="0"/>
+                <w:color w:val="1F3A5F"/>
+                <w:sz w:val="17"/>
+              </w:rPr>
+              <w:t>.bit</w:t>
             </w:r>
           </w:p>
         </w:tc>
@@ -6425,7 +6914,7 @@
       </w:pPr>
       <w:r>
         <w:rPr>
-          <w:rFonts w:ascii="FangSong_GB2312" w:hAnsi="FangSong_GB2312" w:eastAsia="FangSong_GB2312" w:cs="FangSong_GB2312"/>
+          <w:rFonts w:ascii="Songti SC" w:hAnsi="Songti SC" w:eastAsia="Songti SC" w:cs="Songti SC"/>
           <w:b w:val="0"/>
           <w:sz w:val="22"/>
         </w:rPr>
@@ -6475,7 +6964,7 @@
             <w:r/>
             <w:r>
               <w:rPr>
-                <w:rFonts w:ascii="FangSong_GB2312" w:hAnsi="FangSong_GB2312" w:eastAsia="FangSong_GB2312" w:cs="FangSong_GB2312"/>
+                <w:rFonts w:ascii="Songti SC" w:hAnsi="Songti SC" w:eastAsia="Songti SC" w:cs="Songti SC"/>
                 <w:b/>
                 <w:sz w:val="18"/>
               </w:rPr>
@@ -6502,7 +6991,7 @@
             <w:r/>
             <w:r>
               <w:rPr>
-                <w:rFonts w:ascii="FangSong_GB2312" w:hAnsi="FangSong_GB2312" w:eastAsia="FangSong_GB2312" w:cs="FangSong_GB2312"/>
+                <w:rFonts w:ascii="Songti SC" w:hAnsi="Songti SC" w:eastAsia="Songti SC" w:cs="Songti SC"/>
                 <w:b/>
                 <w:sz w:val="18"/>
               </w:rPr>
@@ -6530,7 +7019,7 @@
             <w:r/>
             <w:r>
               <w:rPr>
-                <w:rFonts w:ascii="FangSong_GB2312" w:hAnsi="FangSong_GB2312" w:eastAsia="FangSong_GB2312" w:cs="FangSong_GB2312"/>
+                <w:rFonts w:ascii="Songti SC" w:hAnsi="Songti SC" w:eastAsia="Songti SC" w:cs="Songti SC"/>
                 <w:b w:val="0"/>
                 <w:sz w:val="18"/>
               </w:rPr>
@@ -6556,7 +7045,7 @@
             <w:r/>
             <w:r>
               <w:rPr>
-                <w:rFonts w:ascii="FangSong_GB2312" w:hAnsi="FangSong_GB2312" w:eastAsia="FangSong_GB2312" w:cs="FangSong_GB2312"/>
+                <w:rFonts w:ascii="Songti SC" w:hAnsi="Songti SC" w:eastAsia="Songti SC" w:cs="Songti SC"/>
                 <w:b w:val="0"/>
                 <w:sz w:val="18"/>
               </w:rPr>
@@ -6584,7 +7073,7 @@
             <w:r/>
             <w:r>
               <w:rPr>
-                <w:rFonts w:ascii="FangSong_GB2312" w:hAnsi="FangSong_GB2312" w:eastAsia="FangSong_GB2312" w:cs="FangSong_GB2312"/>
+                <w:rFonts w:ascii="Songti SC" w:hAnsi="Songti SC" w:eastAsia="Songti SC" w:cs="Songti SC"/>
                 <w:b w:val="0"/>
                 <w:sz w:val="18"/>
               </w:rPr>
@@ -6610,7 +7099,7 @@
             <w:r/>
             <w:r>
               <w:rPr>
-                <w:rFonts w:ascii="FangSong_GB2312" w:hAnsi="FangSong_GB2312" w:eastAsia="FangSong_GB2312" w:cs="FangSong_GB2312"/>
+                <w:rFonts w:ascii="Songti SC" w:hAnsi="Songti SC" w:eastAsia="Songti SC" w:cs="Songti SC"/>
                 <w:b w:val="0"/>
                 <w:sz w:val="18"/>
               </w:rPr>
@@ -6638,7 +7127,7 @@
             <w:r/>
             <w:r>
               <w:rPr>
-                <w:rFonts w:ascii="FangSong_GB2312" w:hAnsi="FangSong_GB2312" w:eastAsia="FangSong_GB2312" w:cs="FangSong_GB2312"/>
+                <w:rFonts w:ascii="Songti SC" w:hAnsi="Songti SC" w:eastAsia="Songti SC" w:cs="Songti SC"/>
                 <w:b w:val="0"/>
                 <w:sz w:val="18"/>
               </w:rPr>
@@ -6664,7 +7153,7 @@
             <w:r/>
             <w:r>
               <w:rPr>
-                <w:rFonts w:ascii="FangSong_GB2312" w:hAnsi="FangSong_GB2312" w:eastAsia="FangSong_GB2312" w:cs="FangSong_GB2312"/>
+                <w:rFonts w:ascii="Songti SC" w:hAnsi="Songti SC" w:eastAsia="Songti SC" w:cs="Songti SC"/>
                 <w:b w:val="0"/>
                 <w:sz w:val="18"/>
               </w:rPr>
@@ -6692,7 +7181,7 @@
             <w:r/>
             <w:r>
               <w:rPr>
-                <w:rFonts w:ascii="FangSong_GB2312" w:hAnsi="FangSong_GB2312" w:eastAsia="FangSong_GB2312" w:cs="FangSong_GB2312"/>
+                <w:rFonts w:ascii="Songti SC" w:hAnsi="Songti SC" w:eastAsia="Songti SC" w:cs="Songti SC"/>
                 <w:b w:val="0"/>
                 <w:sz w:val="18"/>
               </w:rPr>
@@ -6718,7 +7207,7 @@
             <w:r/>
             <w:r>
               <w:rPr>
-                <w:rFonts w:ascii="FangSong_GB2312" w:hAnsi="FangSong_GB2312" w:eastAsia="FangSong_GB2312" w:cs="FangSong_GB2312"/>
+                <w:rFonts w:ascii="Songti SC" w:hAnsi="Songti SC" w:eastAsia="Songti SC" w:cs="Songti SC"/>
                 <w:b w:val="0"/>
                 <w:sz w:val="18"/>
               </w:rPr>
@@ -6735,7 +7224,7 @@
             </w:r>
             <w:r>
               <w:rPr>
-                <w:rFonts w:ascii="FangSong_GB2312" w:hAnsi="FangSong_GB2312" w:eastAsia="FangSong_GB2312" w:cs="FangSong_GB2312"/>
+                <w:rFonts w:ascii="Songti SC" w:hAnsi="Songti SC" w:eastAsia="Songti SC" w:cs="Songti SC"/>
                 <w:b w:val="0"/>
                 <w:sz w:val="18"/>
               </w:rPr>
@@ -6763,7 +7252,7 @@
             <w:r/>
             <w:r>
               <w:rPr>
-                <w:rFonts w:ascii="FangSong_GB2312" w:hAnsi="FangSong_GB2312" w:eastAsia="FangSong_GB2312" w:cs="FangSong_GB2312"/>
+                <w:rFonts w:ascii="Songti SC" w:hAnsi="Songti SC" w:eastAsia="Songti SC" w:cs="Songti SC"/>
                 <w:b w:val="0"/>
                 <w:sz w:val="18"/>
               </w:rPr>
@@ -6789,7 +7278,7 @@
             <w:r/>
             <w:r>
               <w:rPr>
-                <w:rFonts w:ascii="FangSong_GB2312" w:hAnsi="FangSong_GB2312" w:eastAsia="FangSong_GB2312" w:cs="FangSong_GB2312"/>
+                <w:rFonts w:ascii="Songti SC" w:hAnsi="Songti SC" w:eastAsia="Songti SC" w:cs="Songti SC"/>
                 <w:b w:val="0"/>
                 <w:sz w:val="18"/>
               </w:rPr>
@@ -6817,7 +7306,7 @@
             <w:r/>
             <w:r>
               <w:rPr>
-                <w:rFonts w:ascii="FangSong_GB2312" w:hAnsi="FangSong_GB2312" w:eastAsia="FangSong_GB2312" w:cs="FangSong_GB2312"/>
+                <w:rFonts w:ascii="Songti SC" w:hAnsi="Songti SC" w:eastAsia="Songti SC" w:cs="Songti SC"/>
                 <w:b w:val="0"/>
                 <w:sz w:val="18"/>
               </w:rPr>
@@ -6843,7 +7332,7 @@
             <w:r/>
             <w:r>
               <w:rPr>
-                <w:rFonts w:ascii="FangSong_GB2312" w:hAnsi="FangSong_GB2312" w:eastAsia="FangSong_GB2312" w:cs="FangSong_GB2312"/>
+                <w:rFonts w:ascii="Songti SC" w:hAnsi="Songti SC" w:eastAsia="Songti SC" w:cs="Songti SC"/>
                 <w:b w:val="0"/>
                 <w:sz w:val="18"/>
               </w:rPr>
@@ -6871,7 +7360,7 @@
             <w:r/>
             <w:r>
               <w:rPr>
-                <w:rFonts w:ascii="FangSong_GB2312" w:hAnsi="FangSong_GB2312" w:eastAsia="FangSong_GB2312" w:cs="FangSong_GB2312"/>
+                <w:rFonts w:ascii="Songti SC" w:hAnsi="Songti SC" w:eastAsia="Songti SC" w:cs="Songti SC"/>
                 <w:b w:val="0"/>
                 <w:sz w:val="18"/>
               </w:rPr>
@@ -6897,7 +7386,7 @@
             <w:r/>
             <w:r>
               <w:rPr>
-                <w:rFonts w:ascii="FangSong_GB2312" w:hAnsi="FangSong_GB2312" w:eastAsia="FangSong_GB2312" w:cs="FangSong_GB2312"/>
+                <w:rFonts w:ascii="Songti SC" w:hAnsi="Songti SC" w:eastAsia="Songti SC" w:cs="Songti SC"/>
                 <w:b w:val="0"/>
                 <w:sz w:val="18"/>
               </w:rPr>
@@ -6925,7 +7414,7 @@
             <w:r/>
             <w:r>
               <w:rPr>
-                <w:rFonts w:ascii="FangSong_GB2312" w:hAnsi="FangSong_GB2312" w:eastAsia="FangSong_GB2312" w:cs="FangSong_GB2312"/>
+                <w:rFonts w:ascii="Songti SC" w:hAnsi="Songti SC" w:eastAsia="Songti SC" w:cs="Songti SC"/>
                 <w:b w:val="0"/>
                 <w:sz w:val="18"/>
               </w:rPr>
@@ -6951,7 +7440,7 @@
             <w:r/>
             <w:r>
               <w:rPr>
-                <w:rFonts w:ascii="FangSong_GB2312" w:hAnsi="FangSong_GB2312" w:eastAsia="FangSong_GB2312" w:cs="FangSong_GB2312"/>
+                <w:rFonts w:ascii="Songti SC" w:hAnsi="Songti SC" w:eastAsia="Songti SC" w:cs="Songti SC"/>
                 <w:b w:val="0"/>
                 <w:sz w:val="18"/>
               </w:rPr>
@@ -6979,7 +7468,7 @@
             <w:r/>
             <w:r>
               <w:rPr>
-                <w:rFonts w:ascii="FangSong_GB2312" w:hAnsi="FangSong_GB2312" w:eastAsia="FangSong_GB2312" w:cs="FangSong_GB2312"/>
+                <w:rFonts w:ascii="Songti SC" w:hAnsi="Songti SC" w:eastAsia="Songti SC" w:cs="Songti SC"/>
                 <w:b w:val="0"/>
                 <w:sz w:val="18"/>
               </w:rPr>
@@ -7005,7 +7494,7 @@
             <w:r/>
             <w:r>
               <w:rPr>
-                <w:rFonts w:ascii="FangSong_GB2312" w:hAnsi="FangSong_GB2312" w:eastAsia="FangSong_GB2312" w:cs="FangSong_GB2312"/>
+                <w:rFonts w:ascii="Songti SC" w:hAnsi="Songti SC" w:eastAsia="Songti SC" w:cs="Songti SC"/>
                 <w:b w:val="0"/>
                 <w:sz w:val="18"/>
               </w:rPr>
@@ -7041,7 +7530,7 @@
     </w:pPr>
     <w:r>
       <w:rPr>
-        <w:rFonts w:ascii="FangSong_GB2312" w:hAnsi="FangSong_GB2312" w:eastAsia="FangSong_GB2312" w:cs="FangSong_GB2312"/>
+        <w:rFonts w:ascii="Songti SC" w:hAnsi="Songti SC" w:eastAsia="Songti SC" w:cs="Songti SC"/>
         <w:color w:val="666666"/>
         <w:sz w:val="18"/>
       </w:rPr>
@@ -7052,7 +7541,7 @@
     </w:r>
     <w:r>
       <w:rPr>
-        <w:rFonts w:ascii="FangSong_GB2312" w:hAnsi="FangSong_GB2312" w:eastAsia="FangSong_GB2312" w:cs="FangSong_GB2312"/>
+        <w:rFonts w:ascii="Songti SC" w:hAnsi="Songti SC" w:eastAsia="Songti SC" w:cs="Songti SC"/>
         <w:color w:val="666666"/>
         <w:sz w:val="18"/>
       </w:rPr>
@@ -7071,7 +7560,7 @@
     </w:pPr>
     <w:r>
       <w:rPr>
-        <w:rFonts w:ascii="FangSong_GB2312" w:hAnsi="FangSong_GB2312" w:eastAsia="FangSong_GB2312" w:cs="FangSong_GB2312"/>
+        <w:rFonts w:ascii="Songti SC" w:hAnsi="Songti SC" w:eastAsia="Songti SC" w:cs="Songti SC"/>
         <w:color w:val="666666"/>
         <w:sz w:val="17"/>
       </w:rPr>
@@ -7486,7 +7975,7 @@
       <w:spacing w:before="0" w:after="120" w:line="300" w:lineRule="auto"/>
     </w:pPr>
     <w:rPr>
-      <w:rFonts w:ascii="FangSong_GB2312" w:hAnsi="FangSong_GB2312" w:eastAsia="FangSong_GB2312" w:cs="FangSong_GB2312"/>
+      <w:rFonts w:ascii="Songti SC" w:hAnsi="Songti SC" w:eastAsia="Songti SC" w:cs="Songti SC"/>
       <w:sz w:val="22"/>
     </w:rPr>
   </w:style>
@@ -7549,7 +8038,7 @@
       <w:outlineLvl w:val="0"/>
     </w:pPr>
     <w:rPr>
-      <w:rFonts w:asciiTheme="majorHAnsi" w:eastAsiaTheme="majorEastAsia" w:hAnsiTheme="majorHAnsi" w:cstheme="majorBidi" w:ascii="FangSong_GB2312" w:hAnsi="FangSong_GB2312" w:eastAsia="FangSong_GB2312" w:cs="FangSong_GB2312"/>
+      <w:rFonts w:asciiTheme="majorHAnsi" w:eastAsiaTheme="majorEastAsia" w:hAnsiTheme="majorHAnsi" w:cstheme="majorBidi" w:ascii="Songti SC" w:hAnsi="Songti SC" w:eastAsia="Songti SC" w:cs="Songti SC"/>
       <w:b/>
       <w:bCs/>
       <w:color w:val="2E74B5"/>
@@ -7573,7 +8062,7 @@
       <w:outlineLvl w:val="1"/>
     </w:pPr>
     <w:rPr>
-      <w:rFonts w:asciiTheme="majorHAnsi" w:eastAsiaTheme="majorEastAsia" w:hAnsiTheme="majorHAnsi" w:cstheme="majorBidi" w:ascii="FangSong_GB2312" w:hAnsi="FangSong_GB2312" w:eastAsia="FangSong_GB2312" w:cs="FangSong_GB2312"/>
+      <w:rFonts w:asciiTheme="majorHAnsi" w:eastAsiaTheme="majorEastAsia" w:hAnsiTheme="majorHAnsi" w:cstheme="majorBidi" w:ascii="Songti SC" w:hAnsi="Songti SC" w:eastAsia="Songti SC" w:cs="Songti SC"/>
       <w:b/>
       <w:bCs/>
       <w:color w:val="2E74B5"/>
@@ -7597,7 +8086,7 @@
       <w:outlineLvl w:val="2"/>
     </w:pPr>
     <w:rPr>
-      <w:rFonts w:asciiTheme="majorHAnsi" w:eastAsiaTheme="majorEastAsia" w:hAnsiTheme="majorHAnsi" w:cstheme="majorBidi" w:ascii="FangSong_GB2312" w:hAnsi="FangSong_GB2312" w:eastAsia="FangSong_GB2312" w:cs="FangSong_GB2312"/>
+      <w:rFonts w:asciiTheme="majorHAnsi" w:eastAsiaTheme="majorEastAsia" w:hAnsiTheme="majorHAnsi" w:cstheme="majorBidi" w:ascii="Songti SC" w:hAnsi="Songti SC" w:eastAsia="Songti SC" w:cs="Songti SC"/>
       <w:b/>
       <w:bCs/>
       <w:color w:val="1F4D78"/>
@@ -7841,7 +8330,7 @@
       <w:jc w:val="center"/>
     </w:pPr>
     <w:rPr>
-      <w:rFonts w:asciiTheme="majorHAnsi" w:eastAsiaTheme="majorEastAsia" w:hAnsiTheme="majorHAnsi" w:cstheme="majorBidi" w:ascii="FangSong_GB2312" w:hAnsi="FangSong_GB2312" w:eastAsia="FangSong_GB2312" w:cs="FangSong_GB2312"/>
+      <w:rFonts w:asciiTheme="majorHAnsi" w:eastAsiaTheme="majorEastAsia" w:hAnsiTheme="majorHAnsi" w:cstheme="majorBidi" w:ascii="Songti SC" w:hAnsi="Songti SC" w:eastAsia="Songti SC" w:cs="Songti SC"/>
       <w:b w:val="0"/>
       <w:color w:val="000000"/>
       <w:spacing w:val="5"/>
@@ -8025,7 +8514,7 @@
       <w:contextualSpacing/>
     </w:pPr>
     <w:rPr>
-      <w:rFonts w:ascii="FangSong_GB2312" w:hAnsi="FangSong_GB2312" w:eastAsia="FangSong_GB2312" w:cs="FangSong_GB2312"/>
+      <w:rFonts w:ascii="Songti SC" w:hAnsi="Songti SC" w:eastAsia="Songti SC" w:cs="Songti SC"/>
       <w:sz w:val="22"/>
     </w:rPr>
   </w:style>
@@ -8070,7 +8559,7 @@
       <w:contextualSpacing/>
     </w:pPr>
     <w:rPr>
-      <w:rFonts w:ascii="FangSong_GB2312" w:hAnsi="FangSong_GB2312" w:eastAsia="FangSong_GB2312" w:cs="FangSong_GB2312"/>
+      <w:rFonts w:ascii="Songti SC" w:hAnsi="Songti SC" w:eastAsia="Songti SC" w:cs="Songti SC"/>
       <w:sz w:val="22"/>
     </w:rPr>
   </w:style>
